--- a/docs/testing/06_Informe_Resumen_QA_y_Defectos.docx
+++ b/docs/testing/06_Informe_Resumen_QA_y_Defectos.docx
@@ -360,7 +360,7 @@
                 <w:sz w:val="19"/>
                 <w:szCs w:val="19"/>
               </w:rPr>
-              <w:t xml:space="preserve">14 de octubre de 2026, 12:48 a. m.</w:t>
+              <w:t xml:space="preserve">28 de octubre de 2026, 2:31 a. m.</w:t>
             </w:r>
           </w:p>
         </w:tc>
@@ -431,7 +431,7 @@
                 <w:sz w:val="19"/>
                 <w:szCs w:val="19"/>
               </w:rPr>
-              <w:t xml:space="preserve">rama sprint_4, commit d1ed711 (más 145 archivos con cambios sin commit)</w:t>
+              <w:t xml:space="preserve">rama cobertura-pruebas, commit 000f31c (más 58 archivos con cambios sin commit)</w:t>
             </w:r>
           </w:p>
         </w:tc>
@@ -502,7 +502,7 @@
                 <w:sz w:val="19"/>
                 <w:szCs w:val="19"/>
               </w:rPr>
-              <w:t xml:space="preserve">Regresión completa final (tras los merges de US-12, US-13 y US-21, SonarQube y OpenAPI). Automatizada con scripts (Jest, Playwright, cliente Socket.IO, scripts de shell) sobre el entorno Docker de pruebas</w:t>
+              <w:t xml:space="preserve">Ejecución completa desde cero. Automatizada con scripts (Jest, Playwright, cliente Socket.IO, scripts de shell) sobre el entorno Docker de pruebas</w:t>
             </w:r>
           </w:p>
         </w:tc>
@@ -573,7 +573,7 @@
                 <w:sz w:val="19"/>
                 <w:szCs w:val="19"/>
               </w:rPr>
-              <w:t xml:space="preserve">135 de 142 casos aprobados · 0 fallidos · 7 con observación</w:t>
+              <w:t xml:space="preserve">136 de 142 casos aprobados · 0 fallidos · 6 con observación</w:t>
             </w:r>
           </w:p>
         </w:tc>
@@ -644,7 +644,7 @@
                 <w:sz w:val="19"/>
                 <w:szCs w:val="19"/>
               </w:rPr>
-              <w:t xml:space="preserve">15 registrados (0 abiertos)</w:t>
+              <w:t xml:space="preserve">18 registrados (0 abiertos)</w:t>
             </w:r>
           </w:p>
         </w:tc>
@@ -690,7 +690,7 @@
           <w:sz w:val="19"/>
           <w:szCs w:val="19"/>
         </w:rPr>
-        <w:t xml:space="preserve">Se ejecutaron 142 casos de prueba en cuatro suites (smoke de Docker, funcionales, E2E y no funcionales) más 140 pruebas automatizadas del backend. Los 115 criterios de aceptación de las 19 historias evaluadas quedaron cubiertos en un 98 %.</w:t>
+        <w:t xml:space="preserve">Se ejecutaron 142 casos de prueba en cuatro suites (smoke de Docker, funcionales, E2E y no funcionales) más 157 pruebas automatizadas del backend. Los 115 criterios de aceptación de las 19 historias evaluadas quedaron cubiertos en un 98 %.</w:t>
       </w:r>
     </w:p>
     <w:tbl>
@@ -997,7 +997,7 @@
                 <w:sz w:val="19"/>
                 <w:szCs w:val="19"/>
               </w:rPr>
-              <w:t xml:space="preserve">135</w:t>
+              <w:t xml:space="preserve">136</w:t>
             </w:r>
           </w:p>
         </w:tc>
@@ -1062,7 +1062,7 @@
                 <w:sz w:val="19"/>
                 <w:szCs w:val="19"/>
               </w:rPr>
-              <w:t xml:space="preserve">7</w:t>
+              <w:t xml:space="preserve">6</w:t>
             </w:r>
           </w:p>
         </w:tc>
@@ -1096,7 +1096,7 @@
                 <w:sz w:val="19"/>
                 <w:szCs w:val="19"/>
               </w:rPr>
-              <w:t xml:space="preserve">95 %</w:t>
+              <w:t xml:space="preserve">96 %</w:t>
             </w:r>
           </w:p>
         </w:tc>
@@ -1128,7 +1128,7 @@
                 <w:sz w:val="19"/>
                 <w:szCs w:val="19"/>
               </w:rPr>
-              <w:t xml:space="preserve">13.6 min</w:t>
+              <w:t xml:space="preserve">31.1 min</w:t>
             </w:r>
           </w:p>
         </w:tc>
@@ -2076,7 +2076,7 @@
                 <w:sz w:val="19"/>
                 <w:szCs w:val="19"/>
               </w:rPr>
-              <w:t xml:space="preserve">16</w:t>
+              <w:t xml:space="preserve">17</w:t>
             </w:r>
           </w:p>
         </w:tc>
@@ -2140,7 +2140,7 @@
                 <w:sz w:val="19"/>
                 <w:szCs w:val="19"/>
               </w:rPr>
-              <w:t xml:space="preserve">5</w:t>
+              <w:t xml:space="preserve">4</w:t>
             </w:r>
           </w:p>
         </w:tc>
@@ -2171,7 +2171,7 @@
                 <w:sz w:val="19"/>
                 <w:szCs w:val="19"/>
               </w:rPr>
-              <w:t xml:space="preserve">76 %</w:t>
+              <w:t xml:space="preserve">81 %</w:t>
             </w:r>
           </w:p>
         </w:tc>
@@ -2239,7 +2239,7 @@
                 <w:sz w:val="19"/>
                 <w:szCs w:val="19"/>
               </w:rPr>
-              <w:t xml:space="preserve">140</w:t>
+              <w:t xml:space="preserve">157</w:t>
             </w:r>
           </w:p>
         </w:tc>
@@ -2270,7 +2270,7 @@
                 <w:sz w:val="19"/>
                 <w:szCs w:val="19"/>
               </w:rPr>
-              <w:t xml:space="preserve">140</w:t>
+              <w:t xml:space="preserve">157</w:t>
             </w:r>
           </w:p>
         </w:tc>
@@ -2929,7 +2929,7 @@
                 <w:sz w:val="19"/>
                 <w:szCs w:val="19"/>
               </w:rPr>
-              <w:t xml:space="preserve">140/140</w:t>
+              <w:t xml:space="preserve">157/157</w:t>
             </w:r>
           </w:p>
         </w:tc>
@@ -3334,7 +3334,7 @@
                 <w:sz w:val="19"/>
                 <w:szCs w:val="19"/>
               </w:rPr>
-              <w:t xml:space="preserve">NF-01 aprobada · NF-02 aprobada · NF-03 aprobada · NF-13 observación</w:t>
+              <w:t xml:space="preserve">NF-01 aprobada · NF-02 aprobada · NF-03 aprobada · NF-13 aprobada</w:t>
             </w:r>
           </w:p>
         </w:tc>
@@ -3409,7 +3409,7 @@
           <w:sz w:val="19"/>
           <w:szCs w:val="19"/>
         </w:rPr>
-        <w:t xml:space="preserve">la versión cumple los criterios de salida definidos en el plan y los 15 defectos detectados en la ejecución inicial están corregidos y verificados.</w:t>
+        <w:t xml:space="preserve">la versión cumple los criterios de salida definidos en el plan y los 18 defectos detectados en la ejecución inicial están corregidos y verificados.</w:t>
       </w:r>
     </w:p>
     <w:p>
@@ -3961,7 +3961,7 @@
                 <w:sz w:val="19"/>
                 <w:szCs w:val="19"/>
               </w:rPr>
-              <w:t xml:space="preserve">16 apr. · 0 fall. · 5 obs. (de 21)</w:t>
+              <w:t xml:space="preserve">17 apr. · 0 fall. · 4 obs. (de 21)</w:t>
             </w:r>
           </w:p>
         </w:tc>
@@ -4060,7 +4060,7 @@
                 <w:sz w:val="19"/>
                 <w:szCs w:val="19"/>
               </w:rPr>
-              <w:t xml:space="preserve">140 apr. · 0 fall. (de 140)</w:t>
+              <w:t xml:space="preserve">157 apr. · 0 fall. (de 157)</w:t>
             </w:r>
           </w:p>
         </w:tc>
@@ -11410,6 +11410,609 @@
           </w:p>
         </w:tc>
       </w:tr>
+      <w:tr>
+        <w:trPr>
+          <w:cantSplit/>
+          <w:tblHeader w:val="off"/>
+        </w:trPr>
+        <w:tc>
+          <w:tcPr>
+            <w:tcW w:type="dxa" w:w="800"/>
+            <w:tcBorders>
+              <w:top w:val="single" w:color="C5CDD3" w:sz="4"/>
+              <w:left w:val="single" w:color="C5CDD3" w:sz="4"/>
+              <w:bottom w:val="single" w:color="C5CDD3" w:sz="4"/>
+              <w:right w:val="single" w:color="C5CDD3" w:sz="4"/>
+            </w:tcBorders>
+            <w:tcMar>
+              <w:top w:type="dxa" w:w="70"/>
+              <w:left w:type="dxa" w:w="110"/>
+              <w:bottom w:type="dxa" w:w="50"/>
+              <w:right w:type="dxa" w:w="110"/>
+            </w:tcMar>
+            <w:vAlign w:val="top"/>
+          </w:tcPr>
+          <w:p>
+            <w:pPr>
+              <w:spacing w:after="40" w:line="264"/>
+            </w:pPr>
+            <w:r>
+              <w:rPr>
+                <w:rFonts w:ascii="Arial" w:cs="Arial" w:eastAsia="Arial" w:hAnsi="Arial"/>
+                <w:b/>
+                <w:bCs/>
+                <w:sz w:val="19"/>
+                <w:szCs w:val="19"/>
+              </w:rPr>
+              <w:t xml:space="preserve">DEF-16</w:t>
+            </w:r>
+          </w:p>
+        </w:tc>
+        <w:tc>
+          <w:tcPr>
+            <w:tcW w:type="dxa" w:w="4100"/>
+            <w:tcBorders>
+              <w:top w:val="single" w:color="C5CDD3" w:sz="4"/>
+              <w:left w:val="single" w:color="C5CDD3" w:sz="4"/>
+              <w:bottom w:val="single" w:color="C5CDD3" w:sz="4"/>
+              <w:right w:val="single" w:color="C5CDD3" w:sz="4"/>
+            </w:tcBorders>
+            <w:tcMar>
+              <w:top w:type="dxa" w:w="70"/>
+              <w:left w:type="dxa" w:w="110"/>
+              <w:bottom w:type="dxa" w:w="50"/>
+              <w:right w:type="dxa" w:w="110"/>
+            </w:tcMar>
+            <w:vAlign w:val="top"/>
+          </w:tcPr>
+          <w:p>
+            <w:pPr>
+              <w:spacing w:after="40" w:line="264"/>
+            </w:pPr>
+            <w:r>
+              <w:rPr>
+                <w:rFonts w:ascii="Arial" w:cs="Arial" w:eastAsia="Arial" w:hAnsi="Arial"/>
+                <w:sz w:val="19"/>
+                <w:szCs w:val="19"/>
+              </w:rPr>
+              <w:t xml:space="preserve">El límite de reservas activas contaba también las reservas ya jugadas y bloqueaba al usuario</w:t>
+            </w:r>
+          </w:p>
+        </w:tc>
+        <w:tc>
+          <w:tcPr>
+            <w:tcW w:type="dxa" w:w="900"/>
+            <w:tcBorders>
+              <w:top w:val="single" w:color="C5CDD3" w:sz="4"/>
+              <w:left w:val="single" w:color="C5CDD3" w:sz="4"/>
+              <w:bottom w:val="single" w:color="C5CDD3" w:sz="4"/>
+              <w:right w:val="single" w:color="C5CDD3" w:sz="4"/>
+            </w:tcBorders>
+            <w:tcMar>
+              <w:top w:type="dxa" w:w="70"/>
+              <w:left w:type="dxa" w:w="110"/>
+              <w:bottom w:type="dxa" w:w="50"/>
+              <w:right w:type="dxa" w:w="110"/>
+            </w:tcMar>
+            <w:vAlign w:val="top"/>
+          </w:tcPr>
+          <w:p>
+            <w:pPr>
+              <w:spacing w:after="40" w:line="264"/>
+            </w:pPr>
+            <w:r>
+              <w:rPr>
+                <w:rFonts w:ascii="Arial" w:cs="Arial" w:eastAsia="Arial" w:hAnsi="Arial"/>
+                <w:b/>
+                <w:bCs/>
+                <w:color w:val="B71C1C"/>
+                <w:sz w:val="19"/>
+                <w:szCs w:val="19"/>
+              </w:rPr>
+              <w:t xml:space="preserve">Alta</w:t>
+            </w:r>
+          </w:p>
+        </w:tc>
+        <w:tc>
+          <w:tcPr>
+            <w:tcW w:type="dxa" w:w="1500"/>
+            <w:tcBorders>
+              <w:top w:val="single" w:color="C5CDD3" w:sz="4"/>
+              <w:left w:val="single" w:color="C5CDD3" w:sz="4"/>
+              <w:bottom w:val="single" w:color="C5CDD3" w:sz="4"/>
+              <w:right w:val="single" w:color="C5CDD3" w:sz="4"/>
+            </w:tcBorders>
+            <w:tcMar>
+              <w:top w:type="dxa" w:w="70"/>
+              <w:left w:type="dxa" w:w="110"/>
+              <w:bottom w:type="dxa" w:w="50"/>
+              <w:right w:type="dxa" w:w="110"/>
+            </w:tcMar>
+            <w:vAlign w:val="top"/>
+          </w:tcPr>
+          <w:p>
+            <w:pPr>
+              <w:spacing w:after="40" w:line="264"/>
+            </w:pPr>
+            <w:r>
+              <w:rPr>
+                <w:rFonts w:ascii="Arial" w:cs="Arial" w:eastAsia="Arial" w:hAnsi="Arial"/>
+                <w:sz w:val="19"/>
+                <w:szCs w:val="19"/>
+              </w:rPr>
+              <w:t xml:space="preserve">US-12 · CA-5 · US-13 · CA-4</w:t>
+            </w:r>
+          </w:p>
+        </w:tc>
+        <w:tc>
+          <w:tcPr>
+            <w:tcW w:type="dxa" w:w="1400"/>
+            <w:tcBorders>
+              <w:top w:val="single" w:color="C5CDD3" w:sz="4"/>
+              <w:left w:val="single" w:color="C5CDD3" w:sz="4"/>
+              <w:bottom w:val="single" w:color="C5CDD3" w:sz="4"/>
+              <w:right w:val="single" w:color="C5CDD3" w:sz="4"/>
+            </w:tcBorders>
+            <w:tcMar>
+              <w:top w:type="dxa" w:w="70"/>
+              <w:left w:type="dxa" w:w="110"/>
+              <w:bottom w:type="dxa" w:w="50"/>
+              <w:right w:type="dxa" w:w="110"/>
+            </w:tcMar>
+            <w:vAlign w:val="top"/>
+          </w:tcPr>
+          <w:p>
+            <w:pPr>
+              <w:spacing w:after="40" w:line="264"/>
+            </w:pPr>
+            <w:r>
+              <w:rPr>
+                <w:rFonts w:ascii="Arial" w:cs="Arial" w:eastAsia="Arial" w:hAnsi="Arial"/>
+                <w:sz w:val="19"/>
+                <w:szCs w:val="19"/>
+              </w:rPr>
+              <w:t xml:space="preserve">JEST</w:t>
+            </w:r>
+          </w:p>
+        </w:tc>
+        <w:tc>
+          <w:tcPr>
+            <w:tcW w:type="dxa" w:w="1380"/>
+            <w:tcBorders>
+              <w:top w:val="single" w:color="C5CDD3" w:sz="4"/>
+              <w:left w:val="single" w:color="C5CDD3" w:sz="4"/>
+              <w:bottom w:val="single" w:color="C5CDD3" w:sz="4"/>
+              <w:right w:val="single" w:color="C5CDD3" w:sz="4"/>
+            </w:tcBorders>
+            <w:shd w:fill="E8F5E9" w:color="auto" w:val="clear"/>
+            <w:tcMar>
+              <w:top w:type="dxa" w:w="70"/>
+              <w:left w:type="dxa" w:w="110"/>
+              <w:bottom w:type="dxa" w:w="50"/>
+              <w:right w:type="dxa" w:w="110"/>
+            </w:tcMar>
+            <w:vAlign w:val="top"/>
+          </w:tcPr>
+          <w:p>
+            <w:pPr>
+              <w:spacing w:after="40" w:line="264"/>
+              <w:jc w:val="center"/>
+            </w:pPr>
+            <w:r>
+              <w:rPr>
+                <w:rFonts w:ascii="Arial" w:cs="Arial" w:eastAsia="Arial" w:hAnsi="Arial"/>
+                <w:b/>
+                <w:bCs/>
+                <w:sz w:val="19"/>
+                <w:szCs w:val="19"/>
+              </w:rPr>
+              <w:t xml:space="preserve">Cerrado</w:t>
+            </w:r>
+          </w:p>
+        </w:tc>
+      </w:tr>
+      <w:tr>
+        <w:trPr>
+          <w:cantSplit/>
+          <w:tblHeader w:val="off"/>
+        </w:trPr>
+        <w:tc>
+          <w:tcPr>
+            <w:tcW w:type="dxa" w:w="800"/>
+            <w:tcBorders>
+              <w:top w:val="single" w:color="C5CDD3" w:sz="4"/>
+              <w:left w:val="single" w:color="C5CDD3" w:sz="4"/>
+              <w:bottom w:val="single" w:color="C5CDD3" w:sz="4"/>
+              <w:right w:val="single" w:color="C5CDD3" w:sz="4"/>
+            </w:tcBorders>
+            <w:tcMar>
+              <w:top w:type="dxa" w:w="70"/>
+              <w:left w:type="dxa" w:w="110"/>
+              <w:bottom w:type="dxa" w:w="50"/>
+              <w:right w:type="dxa" w:w="110"/>
+            </w:tcMar>
+            <w:vAlign w:val="top"/>
+          </w:tcPr>
+          <w:p>
+            <w:pPr>
+              <w:spacing w:after="40" w:line="264"/>
+            </w:pPr>
+            <w:r>
+              <w:rPr>
+                <w:rFonts w:ascii="Arial" w:cs="Arial" w:eastAsia="Arial" w:hAnsi="Arial"/>
+                <w:b/>
+                <w:bCs/>
+                <w:sz w:val="19"/>
+                <w:szCs w:val="19"/>
+              </w:rPr>
+              <w:t xml:space="preserve">DEF-17</w:t>
+            </w:r>
+          </w:p>
+        </w:tc>
+        <w:tc>
+          <w:tcPr>
+            <w:tcW w:type="dxa" w:w="4100"/>
+            <w:tcBorders>
+              <w:top w:val="single" w:color="C5CDD3" w:sz="4"/>
+              <w:left w:val="single" w:color="C5CDD3" w:sz="4"/>
+              <w:bottom w:val="single" w:color="C5CDD3" w:sz="4"/>
+              <w:right w:val="single" w:color="C5CDD3" w:sz="4"/>
+            </w:tcBorders>
+            <w:tcMar>
+              <w:top w:type="dxa" w:w="70"/>
+              <w:left w:type="dxa" w:w="110"/>
+              <w:bottom w:type="dxa" w:w="50"/>
+              <w:right w:type="dxa" w:w="110"/>
+            </w:tcMar>
+            <w:vAlign w:val="top"/>
+          </w:tcPr>
+          <w:p>
+            <w:pPr>
+              <w:spacing w:after="40" w:line="264"/>
+            </w:pPr>
+            <w:r>
+              <w:rPr>
+                <w:rFonts w:ascii="Arial" w:cs="Arial" w:eastAsia="Arial" w:hAnsi="Arial"/>
+                <w:sz w:val="19"/>
+                <w:szCs w:val="19"/>
+              </w:rPr>
+              <w:t xml:space="preserve">Dependencias de producción con vulnerabilidades conocidas (1 alta en el backend y 1 alta en el frontend)</w:t>
+            </w:r>
+          </w:p>
+        </w:tc>
+        <w:tc>
+          <w:tcPr>
+            <w:tcW w:type="dxa" w:w="900"/>
+            <w:tcBorders>
+              <w:top w:val="single" w:color="C5CDD3" w:sz="4"/>
+              <w:left w:val="single" w:color="C5CDD3" w:sz="4"/>
+              <w:bottom w:val="single" w:color="C5CDD3" w:sz="4"/>
+              <w:right w:val="single" w:color="C5CDD3" w:sz="4"/>
+            </w:tcBorders>
+            <w:tcMar>
+              <w:top w:type="dxa" w:w="70"/>
+              <w:left w:type="dxa" w:w="110"/>
+              <w:bottom w:type="dxa" w:w="50"/>
+              <w:right w:type="dxa" w:w="110"/>
+            </w:tcMar>
+            <w:vAlign w:val="top"/>
+          </w:tcPr>
+          <w:p>
+            <w:pPr>
+              <w:spacing w:after="40" w:line="264"/>
+            </w:pPr>
+            <w:r>
+              <w:rPr>
+                <w:rFonts w:ascii="Arial" w:cs="Arial" w:eastAsia="Arial" w:hAnsi="Arial"/>
+                <w:b/>
+                <w:bCs/>
+                <w:color w:val="8A4B00"/>
+                <w:sz w:val="19"/>
+                <w:szCs w:val="19"/>
+              </w:rPr>
+              <w:t xml:space="preserve">Media</w:t>
+            </w:r>
+          </w:p>
+        </w:tc>
+        <w:tc>
+          <w:tcPr>
+            <w:tcW w:type="dxa" w:w="1500"/>
+            <w:tcBorders>
+              <w:top w:val="single" w:color="C5CDD3" w:sz="4"/>
+              <w:left w:val="single" w:color="C5CDD3" w:sz="4"/>
+              <w:bottom w:val="single" w:color="C5CDD3" w:sz="4"/>
+              <w:right w:val="single" w:color="C5CDD3" w:sz="4"/>
+            </w:tcBorders>
+            <w:tcMar>
+              <w:top w:type="dxa" w:w="70"/>
+              <w:left w:type="dxa" w:w="110"/>
+              <w:bottom w:type="dxa" w:w="50"/>
+              <w:right w:type="dxa" w:w="110"/>
+            </w:tcMar>
+            <w:vAlign w:val="top"/>
+          </w:tcPr>
+          <w:p>
+            <w:pPr>
+              <w:spacing w:after="40" w:line="264"/>
+            </w:pPr>
+            <w:r>
+              <w:rPr>
+                <w:rFonts w:ascii="Arial" w:cs="Arial" w:eastAsia="Arial" w:hAnsi="Arial"/>
+                <w:sz w:val="19"/>
+                <w:szCs w:val="19"/>
+              </w:rPr>
+              <w:t xml:space="preserve">NF · Seguridad · US-19</w:t>
+            </w:r>
+          </w:p>
+        </w:tc>
+        <w:tc>
+          <w:tcPr>
+            <w:tcW w:type="dxa" w:w="1400"/>
+            <w:tcBorders>
+              <w:top w:val="single" w:color="C5CDD3" w:sz="4"/>
+              <w:left w:val="single" w:color="C5CDD3" w:sz="4"/>
+              <w:bottom w:val="single" w:color="C5CDD3" w:sz="4"/>
+              <w:right w:val="single" w:color="C5CDD3" w:sz="4"/>
+            </w:tcBorders>
+            <w:tcMar>
+              <w:top w:type="dxa" w:w="70"/>
+              <w:left w:type="dxa" w:w="110"/>
+              <w:bottom w:type="dxa" w:w="50"/>
+              <w:right w:type="dxa" w:w="110"/>
+            </w:tcMar>
+            <w:vAlign w:val="top"/>
+          </w:tcPr>
+          <w:p>
+            <w:pPr>
+              <w:spacing w:after="40" w:line="264"/>
+            </w:pPr>
+            <w:r>
+              <w:rPr>
+                <w:rFonts w:ascii="Arial" w:cs="Arial" w:eastAsia="Arial" w:hAnsi="Arial"/>
+                <w:sz w:val="19"/>
+                <w:szCs w:val="19"/>
+              </w:rPr>
+              <w:t xml:space="preserve">NF-13</w:t>
+            </w:r>
+          </w:p>
+        </w:tc>
+        <w:tc>
+          <w:tcPr>
+            <w:tcW w:type="dxa" w:w="1380"/>
+            <w:tcBorders>
+              <w:top w:val="single" w:color="C5CDD3" w:sz="4"/>
+              <w:left w:val="single" w:color="C5CDD3" w:sz="4"/>
+              <w:bottom w:val="single" w:color="C5CDD3" w:sz="4"/>
+              <w:right w:val="single" w:color="C5CDD3" w:sz="4"/>
+            </w:tcBorders>
+            <w:shd w:fill="E8F5E9" w:color="auto" w:val="clear"/>
+            <w:tcMar>
+              <w:top w:type="dxa" w:w="70"/>
+              <w:left w:type="dxa" w:w="110"/>
+              <w:bottom w:type="dxa" w:w="50"/>
+              <w:right w:type="dxa" w:w="110"/>
+            </w:tcMar>
+            <w:vAlign w:val="top"/>
+          </w:tcPr>
+          <w:p>
+            <w:pPr>
+              <w:spacing w:after="40" w:line="264"/>
+              <w:jc w:val="center"/>
+            </w:pPr>
+            <w:r>
+              <w:rPr>
+                <w:rFonts w:ascii="Arial" w:cs="Arial" w:eastAsia="Arial" w:hAnsi="Arial"/>
+                <w:b/>
+                <w:bCs/>
+                <w:sz w:val="19"/>
+                <w:szCs w:val="19"/>
+              </w:rPr>
+              <w:t xml:space="preserve">Cerrado</w:t>
+            </w:r>
+          </w:p>
+        </w:tc>
+      </w:tr>
+      <w:tr>
+        <w:trPr>
+          <w:cantSplit/>
+          <w:tblHeader w:val="off"/>
+        </w:trPr>
+        <w:tc>
+          <w:tcPr>
+            <w:tcW w:type="dxa" w:w="800"/>
+            <w:tcBorders>
+              <w:top w:val="single" w:color="C5CDD3" w:sz="4"/>
+              <w:left w:val="single" w:color="C5CDD3" w:sz="4"/>
+              <w:bottom w:val="single" w:color="C5CDD3" w:sz="4"/>
+              <w:right w:val="single" w:color="C5CDD3" w:sz="4"/>
+            </w:tcBorders>
+            <w:tcMar>
+              <w:top w:type="dxa" w:w="70"/>
+              <w:left w:type="dxa" w:w="110"/>
+              <w:bottom w:type="dxa" w:w="50"/>
+              <w:right w:type="dxa" w:w="110"/>
+            </w:tcMar>
+            <w:vAlign w:val="top"/>
+          </w:tcPr>
+          <w:p>
+            <w:pPr>
+              <w:spacing w:after="40" w:line="264"/>
+            </w:pPr>
+            <w:r>
+              <w:rPr>
+                <w:rFonts w:ascii="Arial" w:cs="Arial" w:eastAsia="Arial" w:hAnsi="Arial"/>
+                <w:b/>
+                <w:bCs/>
+                <w:sz w:val="19"/>
+                <w:szCs w:val="19"/>
+              </w:rPr>
+              <w:t xml:space="preserve">DEF-18</w:t>
+            </w:r>
+          </w:p>
+        </w:tc>
+        <w:tc>
+          <w:tcPr>
+            <w:tcW w:type="dxa" w:w="4100"/>
+            <w:tcBorders>
+              <w:top w:val="single" w:color="C5CDD3" w:sz="4"/>
+              <w:left w:val="single" w:color="C5CDD3" w:sz="4"/>
+              <w:bottom w:val="single" w:color="C5CDD3" w:sz="4"/>
+              <w:right w:val="single" w:color="C5CDD3" w:sz="4"/>
+            </w:tcBorders>
+            <w:tcMar>
+              <w:top w:type="dxa" w:w="70"/>
+              <w:left w:type="dxa" w:w="110"/>
+              <w:bottom w:type="dxa" w:w="50"/>
+              <w:right w:type="dxa" w:w="110"/>
+            </w:tcMar>
+            <w:vAlign w:val="top"/>
+          </w:tcPr>
+          <w:p>
+            <w:pPr>
+              <w:spacing w:after="40" w:line="264"/>
+            </w:pPr>
+            <w:r>
+              <w:rPr>
+                <w:rFonts w:ascii="Arial" w:cs="Arial" w:eastAsia="Arial" w:hAnsi="Arial"/>
+                <w:sz w:val="19"/>
+                <w:szCs w:val="19"/>
+              </w:rPr>
+              <w:t xml:space="preserve">Hallazgos de seguridad del SonarQube del equipo: credenciales de ejemplo en el pipeline, entradas sin validar y scripts de instalación habilitados</w:t>
+            </w:r>
+          </w:p>
+        </w:tc>
+        <w:tc>
+          <w:tcPr>
+            <w:tcW w:type="dxa" w:w="900"/>
+            <w:tcBorders>
+              <w:top w:val="single" w:color="C5CDD3" w:sz="4"/>
+              <w:left w:val="single" w:color="C5CDD3" w:sz="4"/>
+              <w:bottom w:val="single" w:color="C5CDD3" w:sz="4"/>
+              <w:right w:val="single" w:color="C5CDD3" w:sz="4"/>
+            </w:tcBorders>
+            <w:tcMar>
+              <w:top w:type="dxa" w:w="70"/>
+              <w:left w:type="dxa" w:w="110"/>
+              <w:bottom w:type="dxa" w:w="50"/>
+              <w:right w:type="dxa" w:w="110"/>
+            </w:tcMar>
+            <w:vAlign w:val="top"/>
+          </w:tcPr>
+          <w:p>
+            <w:pPr>
+              <w:spacing w:after="40" w:line="264"/>
+            </w:pPr>
+            <w:r>
+              <w:rPr>
+                <w:rFonts w:ascii="Arial" w:cs="Arial" w:eastAsia="Arial" w:hAnsi="Arial"/>
+                <w:b/>
+                <w:bCs/>
+                <w:color w:val="8A4B00"/>
+                <w:sz w:val="19"/>
+                <w:szCs w:val="19"/>
+              </w:rPr>
+              <w:t xml:space="preserve">Media</w:t>
+            </w:r>
+          </w:p>
+        </w:tc>
+        <w:tc>
+          <w:tcPr>
+            <w:tcW w:type="dxa" w:w="1500"/>
+            <w:tcBorders>
+              <w:top w:val="single" w:color="C5CDD3" w:sz="4"/>
+              <w:left w:val="single" w:color="C5CDD3" w:sz="4"/>
+              <w:bottom w:val="single" w:color="C5CDD3" w:sz="4"/>
+              <w:right w:val="single" w:color="C5CDD3" w:sz="4"/>
+            </w:tcBorders>
+            <w:tcMar>
+              <w:top w:type="dxa" w:w="70"/>
+              <w:left w:type="dxa" w:w="110"/>
+              <w:bottom w:type="dxa" w:w="50"/>
+              <w:right w:type="dxa" w:w="110"/>
+            </w:tcMar>
+            <w:vAlign w:val="top"/>
+          </w:tcPr>
+          <w:p>
+            <w:pPr>
+              <w:spacing w:after="40" w:line="264"/>
+            </w:pPr>
+            <w:r>
+              <w:rPr>
+                <w:rFonts w:ascii="Arial" w:cs="Arial" w:eastAsia="Arial" w:hAnsi="Arial"/>
+                <w:sz w:val="19"/>
+                <w:szCs w:val="19"/>
+              </w:rPr>
+              <w:t xml:space="preserve">US-20 · US-21 · NF · Seguridad</w:t>
+            </w:r>
+          </w:p>
+        </w:tc>
+        <w:tc>
+          <w:tcPr>
+            <w:tcW w:type="dxa" w:w="1400"/>
+            <w:tcBorders>
+              <w:top w:val="single" w:color="C5CDD3" w:sz="4"/>
+              <w:left w:val="single" w:color="C5CDD3" w:sz="4"/>
+              <w:bottom w:val="single" w:color="C5CDD3" w:sz="4"/>
+              <w:right w:val="single" w:color="C5CDD3" w:sz="4"/>
+            </w:tcBorders>
+            <w:tcMar>
+              <w:top w:type="dxa" w:w="70"/>
+              <w:left w:type="dxa" w:w="110"/>
+              <w:bottom w:type="dxa" w:w="50"/>
+              <w:right w:type="dxa" w:w="110"/>
+            </w:tcMar>
+            <w:vAlign w:val="top"/>
+          </w:tcPr>
+          <w:p>
+            <w:pPr>
+              <w:spacing w:after="40" w:line="264"/>
+            </w:pPr>
+            <w:r>
+              <w:rPr>
+                <w:rFonts w:ascii="Arial" w:cs="Arial" w:eastAsia="Arial" w:hAnsi="Arial"/>
+                <w:sz w:val="19"/>
+                <w:szCs w:val="19"/>
+              </w:rPr>
+              <w:t xml:space="preserve">NF-13</w:t>
+            </w:r>
+          </w:p>
+        </w:tc>
+        <w:tc>
+          <w:tcPr>
+            <w:tcW w:type="dxa" w:w="1380"/>
+            <w:tcBorders>
+              <w:top w:val="single" w:color="C5CDD3" w:sz="4"/>
+              <w:left w:val="single" w:color="C5CDD3" w:sz="4"/>
+              <w:bottom w:val="single" w:color="C5CDD3" w:sz="4"/>
+              <w:right w:val="single" w:color="C5CDD3" w:sz="4"/>
+            </w:tcBorders>
+            <w:shd w:fill="E8F5E9" w:color="auto" w:val="clear"/>
+            <w:tcMar>
+              <w:top w:type="dxa" w:w="70"/>
+              <w:left w:type="dxa" w:w="110"/>
+              <w:bottom w:type="dxa" w:w="50"/>
+              <w:right w:type="dxa" w:w="110"/>
+            </w:tcMar>
+            <w:vAlign w:val="top"/>
+          </w:tcPr>
+          <w:p>
+            <w:pPr>
+              <w:spacing w:after="40" w:line="264"/>
+              <w:jc w:val="center"/>
+            </w:pPr>
+            <w:r>
+              <w:rPr>
+                <w:rFonts w:ascii="Arial" w:cs="Arial" w:eastAsia="Arial" w:hAnsi="Arial"/>
+                <w:b/>
+                <w:bCs/>
+                <w:sz w:val="19"/>
+                <w:szCs w:val="19"/>
+              </w:rPr>
+              <w:t xml:space="preserve">Cerrado</w:t>
+            </w:r>
+          </w:p>
+        </w:tc>
+      </w:tr>
     </w:tbl>
     <w:p>
       <w:pPr>
@@ -13125,19 +13728,19 @@
                 <w:rFonts w:ascii="Arial" w:cs="Arial" w:eastAsia="Arial" w:hAnsi="Arial"/>
                 <w:b/>
                 <w:bCs/>
-                <w:color w:val="B71C1C"/>
-                <w:sz w:val="19"/>
-                <w:szCs w:val="19"/>
-              </w:rPr>
-              <w:t xml:space="preserve">OBSERVACIÓN</w:t>
-            </w:r>
-            <w:r>
-              <w:rPr>
-                <w:rFonts w:ascii="Arial" w:cs="Arial" w:eastAsia="Arial" w:hAnsi="Arial"/>
-                <w:sz w:val="19"/>
-                <w:szCs w:val="19"/>
-              </w:rPr>
-              <w:t xml:space="preserve"/>
+                <w:color w:val="1B5E20"/>
+                <w:sz w:val="19"/>
+                <w:szCs w:val="19"/>
+              </w:rPr>
+              <w:t xml:space="preserve">APROBADA</w:t>
+            </w:r>
+            <w:r>
+              <w:rPr>
+                <w:rFonts w:ascii="Arial" w:cs="Arial" w:eastAsia="Arial" w:hAnsi="Arial"/>
+                <w:sz w:val="19"/>
+                <w:szCs w:val="19"/>
+              </w:rPr>
+              <w:t xml:space="preserve"> (el resultado obtenido ahora coincide con el esperado)</w:t>
             </w:r>
           </w:p>
         </w:tc>
@@ -24636,6 +25239,2606 @@
                 <w:szCs w:val="19"/>
               </w:rPr>
               <w:t xml:space="preserve">F-13-01: </w:t>
+            </w:r>
+            <w:r>
+              <w:rPr>
+                <w:rFonts w:ascii="Arial" w:cs="Arial" w:eastAsia="Arial" w:hAnsi="Arial"/>
+                <w:b/>
+                <w:bCs/>
+                <w:color w:val="1B5E20"/>
+                <w:sz w:val="19"/>
+                <w:szCs w:val="19"/>
+              </w:rPr>
+              <w:t xml:space="preserve">APROBADA</w:t>
+            </w:r>
+            <w:r>
+              <w:rPr>
+                <w:rFonts w:ascii="Arial" w:cs="Arial" w:eastAsia="Arial" w:hAnsi="Arial"/>
+                <w:sz w:val="19"/>
+                <w:szCs w:val="19"/>
+              </w:rPr>
+              <w:t xml:space="preserve"> (el resultado obtenido ahora coincide con el esperado)</w:t>
+            </w:r>
+          </w:p>
+        </w:tc>
+      </w:tr>
+    </w:tbl>
+    <w:p>
+      <w:pPr>
+        <w:spacing w:after="120" w:before="0" w:line="276"/>
+      </w:pPr>
+      <w:r>
+        <w:rPr>
+          <w:rFonts w:ascii="Arial" w:cs="Arial" w:eastAsia="Arial" w:hAnsi="Arial"/>
+          <w:sz w:val="19"/>
+          <w:szCs w:val="19"/>
+        </w:rPr>
+        <w:t xml:space="preserve"/>
+      </w:r>
+    </w:p>
+    <w:p>
+      <w:pPr>
+        <w:pStyle w:val="Heading3"/>
+        <w:spacing w:after="80" w:before="200"/>
+      </w:pPr>
+      <w:r>
+        <w:rPr>
+          <w:rFonts w:ascii="Arial" w:cs="Arial" w:eastAsia="Arial" w:hAnsi="Arial"/>
+          <w:b/>
+          <w:bCs/>
+          <w:color w:val="2F3B45"/>
+          <w:sz w:val="21"/>
+          <w:szCs w:val="21"/>
+        </w:rPr>
+        <w:t xml:space="preserve">DEF-16 · El límite de reservas activas contaba también las reservas ya jugadas y bloqueaba al usuario</w:t>
+      </w:r>
+    </w:p>
+    <w:tbl>
+      <w:tblPr>
+        <w:tblW w:type="dxa" w:w="10080"/>
+        <w:tblBorders>
+          <w:top w:val="single" w:color="auto" w:sz="4"/>
+          <w:left w:val="single" w:color="auto" w:sz="4"/>
+          <w:bottom w:val="single" w:color="auto" w:sz="4"/>
+          <w:right w:val="single" w:color="auto" w:sz="4"/>
+          <w:insideH w:val="single" w:color="auto" w:sz="4"/>
+          <w:insideV w:val="single" w:color="auto" w:sz="4"/>
+        </w:tblBorders>
+      </w:tblPr>
+      <w:tblGrid>
+        <w:gridCol w:w="2100"/>
+        <w:gridCol w:w="7980"/>
+      </w:tblGrid>
+      <w:tr>
+        <w:trPr>
+          <w:cantSplit/>
+          <w:tblHeader w:val="off"/>
+        </w:trPr>
+        <w:tc>
+          <w:tcPr>
+            <w:tcW w:type="dxa" w:w="2100"/>
+            <w:tcBorders>
+              <w:top w:val="single" w:color="C5CDD3" w:sz="4"/>
+              <w:left w:val="single" w:color="C5CDD3" w:sz="4"/>
+              <w:bottom w:val="single" w:color="C5CDD3" w:sz="4"/>
+              <w:right w:val="single" w:color="C5CDD3" w:sz="4"/>
+            </w:tcBorders>
+            <w:shd w:fill="EEF2F5" w:color="auto" w:val="clear"/>
+            <w:tcMar>
+              <w:top w:type="dxa" w:w="70"/>
+              <w:left w:type="dxa" w:w="110"/>
+              <w:bottom w:type="dxa" w:w="50"/>
+              <w:right w:type="dxa" w:w="110"/>
+            </w:tcMar>
+            <w:vAlign w:val="top"/>
+          </w:tcPr>
+          <w:p>
+            <w:pPr>
+              <w:spacing w:after="40" w:line="264"/>
+            </w:pPr>
+            <w:r>
+              <w:rPr>
+                <w:rFonts w:ascii="Arial" w:cs="Arial" w:eastAsia="Arial" w:hAnsi="Arial"/>
+                <w:b/>
+                <w:bCs/>
+                <w:sz w:val="19"/>
+                <w:szCs w:val="19"/>
+              </w:rPr>
+              <w:t xml:space="preserve">Severidad / estado</w:t>
+            </w:r>
+          </w:p>
+        </w:tc>
+        <w:tc>
+          <w:tcPr>
+            <w:tcW w:type="dxa" w:w="7980"/>
+            <w:tcBorders>
+              <w:top w:val="single" w:color="C5CDD3" w:sz="4"/>
+              <w:left w:val="single" w:color="C5CDD3" w:sz="4"/>
+              <w:bottom w:val="single" w:color="C5CDD3" w:sz="4"/>
+              <w:right w:val="single" w:color="C5CDD3" w:sz="4"/>
+            </w:tcBorders>
+            <w:tcMar>
+              <w:top w:type="dxa" w:w="70"/>
+              <w:left w:type="dxa" w:w="110"/>
+              <w:bottom w:type="dxa" w:w="50"/>
+              <w:right w:type="dxa" w:w="110"/>
+            </w:tcMar>
+            <w:vAlign w:val="top"/>
+          </w:tcPr>
+          <w:p>
+            <w:pPr>
+              <w:spacing w:after="40" w:line="264"/>
+            </w:pPr>
+            <w:r>
+              <w:rPr>
+                <w:rFonts w:ascii="Arial" w:cs="Arial" w:eastAsia="Arial" w:hAnsi="Arial"/>
+                <w:sz w:val="19"/>
+                <w:szCs w:val="19"/>
+              </w:rPr>
+              <w:t xml:space="preserve">Alta · Cerrado (corregido y verificado en la regresión)</w:t>
+            </w:r>
+          </w:p>
+        </w:tc>
+      </w:tr>
+      <w:tr>
+        <w:trPr>
+          <w:cantSplit/>
+          <w:tblHeader w:val="off"/>
+        </w:trPr>
+        <w:tc>
+          <w:tcPr>
+            <w:tcW w:type="dxa" w:w="2100"/>
+            <w:tcBorders>
+              <w:top w:val="single" w:color="C5CDD3" w:sz="4"/>
+              <w:left w:val="single" w:color="C5CDD3" w:sz="4"/>
+              <w:bottom w:val="single" w:color="C5CDD3" w:sz="4"/>
+              <w:right w:val="single" w:color="C5CDD3" w:sz="4"/>
+            </w:tcBorders>
+            <w:shd w:fill="EEF2F5" w:color="auto" w:val="clear"/>
+            <w:tcMar>
+              <w:top w:type="dxa" w:w="70"/>
+              <w:left w:type="dxa" w:w="110"/>
+              <w:bottom w:type="dxa" w:w="50"/>
+              <w:right w:type="dxa" w:w="110"/>
+            </w:tcMar>
+            <w:vAlign w:val="top"/>
+          </w:tcPr>
+          <w:p>
+            <w:pPr>
+              <w:spacing w:after="40" w:line="264"/>
+            </w:pPr>
+            <w:r>
+              <w:rPr>
+                <w:rFonts w:ascii="Arial" w:cs="Arial" w:eastAsia="Arial" w:hAnsi="Arial"/>
+                <w:b/>
+                <w:bCs/>
+                <w:sz w:val="19"/>
+                <w:szCs w:val="19"/>
+              </w:rPr>
+              <w:t xml:space="preserve">HU / criterio</w:t>
+            </w:r>
+          </w:p>
+        </w:tc>
+        <w:tc>
+          <w:tcPr>
+            <w:tcW w:type="dxa" w:w="7980"/>
+            <w:tcBorders>
+              <w:top w:val="single" w:color="C5CDD3" w:sz="4"/>
+              <w:left w:val="single" w:color="C5CDD3" w:sz="4"/>
+              <w:bottom w:val="single" w:color="C5CDD3" w:sz="4"/>
+              <w:right w:val="single" w:color="C5CDD3" w:sz="4"/>
+            </w:tcBorders>
+            <w:tcMar>
+              <w:top w:type="dxa" w:w="70"/>
+              <w:left w:type="dxa" w:w="110"/>
+              <w:bottom w:type="dxa" w:w="50"/>
+              <w:right w:type="dxa" w:w="110"/>
+            </w:tcMar>
+            <w:vAlign w:val="top"/>
+          </w:tcPr>
+          <w:p>
+            <w:pPr>
+              <w:spacing w:after="40" w:line="264"/>
+            </w:pPr>
+            <w:r>
+              <w:rPr>
+                <w:rFonts w:ascii="Arial" w:cs="Arial" w:eastAsia="Arial" w:hAnsi="Arial"/>
+                <w:sz w:val="19"/>
+                <w:szCs w:val="19"/>
+              </w:rPr>
+              <w:t xml:space="preserve">US-12 · CA-5 · US-13 · CA-4</w:t>
+            </w:r>
+          </w:p>
+        </w:tc>
+      </w:tr>
+      <w:tr>
+        <w:trPr>
+          <w:cantSplit/>
+          <w:tblHeader w:val="off"/>
+        </w:trPr>
+        <w:tc>
+          <w:tcPr>
+            <w:tcW w:type="dxa" w:w="2100"/>
+            <w:tcBorders>
+              <w:top w:val="single" w:color="C5CDD3" w:sz="4"/>
+              <w:left w:val="single" w:color="C5CDD3" w:sz="4"/>
+              <w:bottom w:val="single" w:color="C5CDD3" w:sz="4"/>
+              <w:right w:val="single" w:color="C5CDD3" w:sz="4"/>
+            </w:tcBorders>
+            <w:shd w:fill="EEF2F5" w:color="auto" w:val="clear"/>
+            <w:tcMar>
+              <w:top w:type="dxa" w:w="70"/>
+              <w:left w:type="dxa" w:w="110"/>
+              <w:bottom w:type="dxa" w:w="50"/>
+              <w:right w:type="dxa" w:w="110"/>
+            </w:tcMar>
+            <w:vAlign w:val="top"/>
+          </w:tcPr>
+          <w:p>
+            <w:pPr>
+              <w:spacing w:after="40" w:line="264"/>
+            </w:pPr>
+            <w:r>
+              <w:rPr>
+                <w:rFonts w:ascii="Arial" w:cs="Arial" w:eastAsia="Arial" w:hAnsi="Arial"/>
+                <w:b/>
+                <w:bCs/>
+                <w:sz w:val="19"/>
+                <w:szCs w:val="19"/>
+              </w:rPr>
+              <w:t xml:space="preserve">Casos que lo detectaron</w:t>
+            </w:r>
+          </w:p>
+        </w:tc>
+        <w:tc>
+          <w:tcPr>
+            <w:tcW w:type="dxa" w:w="7980"/>
+            <w:tcBorders>
+              <w:top w:val="single" w:color="C5CDD3" w:sz="4"/>
+              <w:left w:val="single" w:color="C5CDD3" w:sz="4"/>
+              <w:bottom w:val="single" w:color="C5CDD3" w:sz="4"/>
+              <w:right w:val="single" w:color="C5CDD3" w:sz="4"/>
+            </w:tcBorders>
+            <w:tcMar>
+              <w:top w:type="dxa" w:w="70"/>
+              <w:left w:type="dxa" w:w="110"/>
+              <w:bottom w:type="dxa" w:w="50"/>
+              <w:right w:type="dxa" w:w="110"/>
+            </w:tcMar>
+            <w:vAlign w:val="top"/>
+          </w:tcPr>
+          <w:p>
+            <w:pPr>
+              <w:spacing w:after="40" w:line="264"/>
+            </w:pPr>
+            <w:r>
+              <w:rPr>
+                <w:rFonts w:ascii="Arial" w:cs="Arial" w:eastAsia="Arial" w:hAnsi="Arial"/>
+                <w:sz w:val="19"/>
+                <w:szCs w:val="19"/>
+              </w:rPr>
+              <w:t xml:space="preserve">JEST</w:t>
+            </w:r>
+          </w:p>
+        </w:tc>
+      </w:tr>
+      <w:tr>
+        <w:trPr>
+          <w:cantSplit/>
+          <w:tblHeader w:val="off"/>
+        </w:trPr>
+        <w:tc>
+          <w:tcPr>
+            <w:tcW w:type="dxa" w:w="2100"/>
+            <w:tcBorders>
+              <w:top w:val="single" w:color="C5CDD3" w:sz="4"/>
+              <w:left w:val="single" w:color="C5CDD3" w:sz="4"/>
+              <w:bottom w:val="single" w:color="C5CDD3" w:sz="4"/>
+              <w:right w:val="single" w:color="C5CDD3" w:sz="4"/>
+            </w:tcBorders>
+            <w:shd w:fill="EEF2F5" w:color="auto" w:val="clear"/>
+            <w:tcMar>
+              <w:top w:type="dxa" w:w="70"/>
+              <w:left w:type="dxa" w:w="110"/>
+              <w:bottom w:type="dxa" w:w="50"/>
+              <w:right w:type="dxa" w:w="110"/>
+            </w:tcMar>
+            <w:vAlign w:val="top"/>
+          </w:tcPr>
+          <w:p>
+            <w:pPr>
+              <w:spacing w:after="40" w:line="264"/>
+            </w:pPr>
+            <w:r>
+              <w:rPr>
+                <w:rFonts w:ascii="Arial" w:cs="Arial" w:eastAsia="Arial" w:hAnsi="Arial"/>
+                <w:b/>
+                <w:bCs/>
+                <w:sz w:val="19"/>
+                <w:szCs w:val="19"/>
+              </w:rPr>
+              <w:t xml:space="preserve">Descripción</w:t>
+            </w:r>
+          </w:p>
+        </w:tc>
+        <w:tc>
+          <w:tcPr>
+            <w:tcW w:type="dxa" w:w="7980"/>
+            <w:tcBorders>
+              <w:top w:val="single" w:color="C5CDD3" w:sz="4"/>
+              <w:left w:val="single" w:color="C5CDD3" w:sz="4"/>
+              <w:bottom w:val="single" w:color="C5CDD3" w:sz="4"/>
+              <w:right w:val="single" w:color="C5CDD3" w:sz="4"/>
+            </w:tcBorders>
+            <w:tcMar>
+              <w:top w:type="dxa" w:w="70"/>
+              <w:left w:type="dxa" w:w="110"/>
+              <w:bottom w:type="dxa" w:w="50"/>
+              <w:right w:type="dxa" w:w="110"/>
+            </w:tcMar>
+            <w:vAlign w:val="top"/>
+          </w:tcPr>
+          <w:p>
+            <w:pPr>
+              <w:spacing w:after="40" w:line="264"/>
+            </w:pPr>
+            <w:r>
+              <w:rPr>
+                <w:rFonts w:ascii="Arial" w:cs="Arial" w:eastAsia="Arial" w:hAnsi="Arial"/>
+                <w:sz w:val="19"/>
+                <w:szCs w:val="19"/>
+              </w:rPr>
+              <w:t xml:space="preserve">La regla del límite máximo (5 por defecto) contaba todas las reservas con estado "confirmada", sin mirar la fecha. Una reserva ya jugada sigue guardada como "confirmada" (el historial solo la muestra como "completada"), así que un usuario con 5 partidos pasados no podía volver a reservar nunca: recibía "Ya tienes 5 reservas activas". Se detectó en una prueba manual: una cuenta con 36 reservas confirmadas, de las cuales solo 1 estaba vigente, no lograba reservar.</w:t>
+            </w:r>
+          </w:p>
+        </w:tc>
+      </w:tr>
+      <w:tr>
+        <w:trPr>
+          <w:cantSplit/>
+          <w:tblHeader w:val="off"/>
+        </w:trPr>
+        <w:tc>
+          <w:tcPr>
+            <w:tcW w:type="dxa" w:w="2100"/>
+            <w:tcBorders>
+              <w:top w:val="single" w:color="C5CDD3" w:sz="4"/>
+              <w:left w:val="single" w:color="C5CDD3" w:sz="4"/>
+              <w:bottom w:val="single" w:color="C5CDD3" w:sz="4"/>
+              <w:right w:val="single" w:color="C5CDD3" w:sz="4"/>
+            </w:tcBorders>
+            <w:shd w:fill="EEF2F5" w:color="auto" w:val="clear"/>
+            <w:tcMar>
+              <w:top w:type="dxa" w:w="70"/>
+              <w:left w:type="dxa" w:w="110"/>
+              <w:bottom w:type="dxa" w:w="50"/>
+              <w:right w:type="dxa" w:w="110"/>
+            </w:tcMar>
+            <w:vAlign w:val="top"/>
+          </w:tcPr>
+          <w:p>
+            <w:pPr>
+              <w:spacing w:after="40" w:line="264"/>
+            </w:pPr>
+            <w:r>
+              <w:rPr>
+                <w:rFonts w:ascii="Arial" w:cs="Arial" w:eastAsia="Arial" w:hAnsi="Arial"/>
+                <w:b/>
+                <w:bCs/>
+                <w:sz w:val="19"/>
+                <w:szCs w:val="19"/>
+              </w:rPr>
+              <w:t xml:space="preserve">Pasos para reproducir</w:t>
+            </w:r>
+          </w:p>
+        </w:tc>
+        <w:tc>
+          <w:tcPr>
+            <w:tcW w:type="dxa" w:w="7980"/>
+            <w:tcBorders>
+              <w:top w:val="single" w:color="C5CDD3" w:sz="4"/>
+              <w:left w:val="single" w:color="C5CDD3" w:sz="4"/>
+              <w:bottom w:val="single" w:color="C5CDD3" w:sz="4"/>
+              <w:right w:val="single" w:color="C5CDD3" w:sz="4"/>
+            </w:tcBorders>
+            <w:tcMar>
+              <w:top w:type="dxa" w:w="70"/>
+              <w:left w:type="dxa" w:w="110"/>
+              <w:bottom w:type="dxa" w:w="50"/>
+              <w:right w:type="dxa" w:w="110"/>
+            </w:tcMar>
+            <w:vAlign w:val="top"/>
+          </w:tcPr>
+          <w:p>
+            <w:pPr>
+              <w:spacing w:after="30" w:before="0" w:line="276"/>
+            </w:pPr>
+            <w:r>
+              <w:rPr>
+                <w:rFonts w:ascii="Arial" w:cs="Arial" w:eastAsia="Arial" w:hAnsi="Arial"/>
+                <w:sz w:val="19"/>
+                <w:szCs w:val="19"/>
+              </w:rPr>
+              <w:t xml:space="preserve">1. Crear 5 reservas confirmadas en fechas pasadas para un mismo usuario.</w:t>
+            </w:r>
+          </w:p>
+          <w:p>
+            <w:pPr>
+              <w:spacing w:after="30" w:before="0" w:line="276"/>
+            </w:pPr>
+            <w:r>
+              <w:rPr>
+                <w:rFonts w:ascii="Arial" w:cs="Arial" w:eastAsia="Arial" w:hAnsi="Arial"/>
+                <w:sz w:val="19"/>
+                <w:szCs w:val="19"/>
+              </w:rPr>
+              <w:t xml:space="preserve">2. Intentar crear una reserva nueva en una fecha futura.</w:t>
+            </w:r>
+          </w:p>
+        </w:tc>
+      </w:tr>
+      <w:tr>
+        <w:trPr>
+          <w:cantSplit/>
+          <w:tblHeader w:val="off"/>
+        </w:trPr>
+        <w:tc>
+          <w:tcPr>
+            <w:tcW w:type="dxa" w:w="2100"/>
+            <w:tcBorders>
+              <w:top w:val="single" w:color="C5CDD3" w:sz="4"/>
+              <w:left w:val="single" w:color="C5CDD3" w:sz="4"/>
+              <w:bottom w:val="single" w:color="C5CDD3" w:sz="4"/>
+              <w:right w:val="single" w:color="C5CDD3" w:sz="4"/>
+            </w:tcBorders>
+            <w:shd w:fill="EEF2F5" w:color="auto" w:val="clear"/>
+            <w:tcMar>
+              <w:top w:type="dxa" w:w="70"/>
+              <w:left w:type="dxa" w:w="110"/>
+              <w:bottom w:type="dxa" w:w="50"/>
+              <w:right w:type="dxa" w:w="110"/>
+            </w:tcMar>
+            <w:vAlign w:val="top"/>
+          </w:tcPr>
+          <w:p>
+            <w:pPr>
+              <w:spacing w:after="40" w:line="264"/>
+            </w:pPr>
+            <w:r>
+              <w:rPr>
+                <w:rFonts w:ascii="Arial" w:cs="Arial" w:eastAsia="Arial" w:hAnsi="Arial"/>
+                <w:b/>
+                <w:bCs/>
+                <w:sz w:val="19"/>
+                <w:szCs w:val="19"/>
+              </w:rPr>
+              <w:t xml:space="preserve">Resultado esperado</w:t>
+            </w:r>
+          </w:p>
+        </w:tc>
+        <w:tc>
+          <w:tcPr>
+            <w:tcW w:type="dxa" w:w="7980"/>
+            <w:tcBorders>
+              <w:top w:val="single" w:color="C5CDD3" w:sz="4"/>
+              <w:left w:val="single" w:color="C5CDD3" w:sz="4"/>
+              <w:bottom w:val="single" w:color="C5CDD3" w:sz="4"/>
+              <w:right w:val="single" w:color="C5CDD3" w:sz="4"/>
+            </w:tcBorders>
+            <w:tcMar>
+              <w:top w:type="dxa" w:w="70"/>
+              <w:left w:type="dxa" w:w="110"/>
+              <w:bottom w:type="dxa" w:w="50"/>
+              <w:right w:type="dxa" w:w="110"/>
+            </w:tcMar>
+            <w:vAlign w:val="top"/>
+          </w:tcPr>
+          <w:p>
+            <w:pPr>
+              <w:spacing w:after="40" w:line="264"/>
+            </w:pPr>
+            <w:r>
+              <w:rPr>
+                <w:rFonts w:ascii="Arial" w:cs="Arial" w:eastAsia="Arial" w:hAnsi="Arial"/>
+                <w:sz w:val="19"/>
+                <w:szCs w:val="19"/>
+              </w:rPr>
+              <w:t xml:space="preserve">201: las reservas ya jugadas no cuentan como activas.</w:t>
+            </w:r>
+          </w:p>
+        </w:tc>
+      </w:tr>
+      <w:tr>
+        <w:trPr>
+          <w:cantSplit/>
+          <w:tblHeader w:val="off"/>
+        </w:trPr>
+        <w:tc>
+          <w:tcPr>
+            <w:tcW w:type="dxa" w:w="2100"/>
+            <w:tcBorders>
+              <w:top w:val="single" w:color="C5CDD3" w:sz="4"/>
+              <w:left w:val="single" w:color="C5CDD3" w:sz="4"/>
+              <w:bottom w:val="single" w:color="C5CDD3" w:sz="4"/>
+              <w:right w:val="single" w:color="C5CDD3" w:sz="4"/>
+            </w:tcBorders>
+            <w:shd w:fill="EEF2F5" w:color="auto" w:val="clear"/>
+            <w:tcMar>
+              <w:top w:type="dxa" w:w="70"/>
+              <w:left w:type="dxa" w:w="110"/>
+              <w:bottom w:type="dxa" w:w="50"/>
+              <w:right w:type="dxa" w:w="110"/>
+            </w:tcMar>
+            <w:vAlign w:val="top"/>
+          </w:tcPr>
+          <w:p>
+            <w:pPr>
+              <w:spacing w:after="40" w:line="264"/>
+            </w:pPr>
+            <w:r>
+              <w:rPr>
+                <w:rFonts w:ascii="Arial" w:cs="Arial" w:eastAsia="Arial" w:hAnsi="Arial"/>
+                <w:b/>
+                <w:bCs/>
+                <w:color w:val="B71C1C"/>
+                <w:sz w:val="19"/>
+                <w:szCs w:val="19"/>
+              </w:rPr>
+              <w:t xml:space="preserve">Resultado obtenido (ejecución inicial)</w:t>
+            </w:r>
+          </w:p>
+        </w:tc>
+        <w:tc>
+          <w:tcPr>
+            <w:tcW w:type="dxa" w:w="7980"/>
+            <w:tcBorders>
+              <w:top w:val="single" w:color="C5CDD3" w:sz="4"/>
+              <w:left w:val="single" w:color="C5CDD3" w:sz="4"/>
+              <w:bottom w:val="single" w:color="C5CDD3" w:sz="4"/>
+              <w:right w:val="single" w:color="C5CDD3" w:sz="4"/>
+            </w:tcBorders>
+            <w:tcMar>
+              <w:top w:type="dxa" w:w="70"/>
+              <w:left w:type="dxa" w:w="110"/>
+              <w:bottom w:type="dxa" w:w="50"/>
+              <w:right w:type="dxa" w:w="110"/>
+            </w:tcMar>
+            <w:vAlign w:val="top"/>
+          </w:tcPr>
+          <w:p>
+            <w:pPr>
+              <w:spacing w:after="40" w:line="264"/>
+            </w:pPr>
+            <w:r>
+              <w:rPr>
+                <w:rFonts w:ascii="Arial" w:cs="Arial" w:eastAsia="Arial" w:hAnsi="Arial"/>
+                <w:color w:val="B71C1C"/>
+                <w:sz w:val="19"/>
+                <w:szCs w:val="19"/>
+              </w:rPr>
+              <w:t xml:space="preserve">409 con el mensaje "Ya tienes 5 reservas activas. Cancela alguna para poder reservar otra."</w:t>
+            </w:r>
+          </w:p>
+        </w:tc>
+      </w:tr>
+      <w:tr>
+        <w:trPr>
+          <w:cantSplit/>
+          <w:tblHeader w:val="off"/>
+        </w:trPr>
+        <w:tc>
+          <w:tcPr>
+            <w:tcW w:type="dxa" w:w="2100"/>
+            <w:tcBorders>
+              <w:top w:val="single" w:color="C5CDD3" w:sz="4"/>
+              <w:left w:val="single" w:color="C5CDD3" w:sz="4"/>
+              <w:bottom w:val="single" w:color="C5CDD3" w:sz="4"/>
+              <w:right w:val="single" w:color="C5CDD3" w:sz="4"/>
+            </w:tcBorders>
+            <w:shd w:fill="EEF2F5" w:color="auto" w:val="clear"/>
+            <w:tcMar>
+              <w:top w:type="dxa" w:w="70"/>
+              <w:left w:type="dxa" w:w="110"/>
+              <w:bottom w:type="dxa" w:w="50"/>
+              <w:right w:type="dxa" w:w="110"/>
+            </w:tcMar>
+            <w:vAlign w:val="top"/>
+          </w:tcPr>
+          <w:p>
+            <w:pPr>
+              <w:spacing w:after="40" w:line="264"/>
+            </w:pPr>
+            <w:r>
+              <w:rPr>
+                <w:rFonts w:ascii="Arial" w:cs="Arial" w:eastAsia="Arial" w:hAnsi="Arial"/>
+                <w:b/>
+                <w:bCs/>
+                <w:sz w:val="19"/>
+                <w:szCs w:val="19"/>
+              </w:rPr>
+              <w:t xml:space="preserve">Impacto</w:t>
+            </w:r>
+          </w:p>
+        </w:tc>
+        <w:tc>
+          <w:tcPr>
+            <w:tcW w:type="dxa" w:w="7980"/>
+            <w:tcBorders>
+              <w:top w:val="single" w:color="C5CDD3" w:sz="4"/>
+              <w:left w:val="single" w:color="C5CDD3" w:sz="4"/>
+              <w:bottom w:val="single" w:color="C5CDD3" w:sz="4"/>
+              <w:right w:val="single" w:color="C5CDD3" w:sz="4"/>
+            </w:tcBorders>
+            <w:tcMar>
+              <w:top w:type="dxa" w:w="70"/>
+              <w:left w:type="dxa" w:w="110"/>
+              <w:bottom w:type="dxa" w:w="50"/>
+              <w:right w:type="dxa" w:w="110"/>
+            </w:tcMar>
+            <w:vAlign w:val="top"/>
+          </w:tcPr>
+          <w:p>
+            <w:pPr>
+              <w:spacing w:after="40" w:line="264"/>
+            </w:pPr>
+            <w:r>
+              <w:rPr>
+                <w:rFonts w:ascii="Arial" w:cs="Arial" w:eastAsia="Arial" w:hAnsi="Arial"/>
+                <w:sz w:val="19"/>
+                <w:szCs w:val="19"/>
+              </w:rPr>
+              <w:t xml:space="preserve">Alto: cualquier usuario recurrente quedaba bloqueado de forma permanente tras su quinta reserva. Ninguna prueba lo detectó porque los casos de límite solo creaban reservas futuras.</w:t>
+            </w:r>
+          </w:p>
+        </w:tc>
+      </w:tr>
+      <w:tr>
+        <w:trPr>
+          <w:cantSplit/>
+          <w:tblHeader w:val="off"/>
+        </w:trPr>
+        <w:tc>
+          <w:tcPr>
+            <w:tcW w:type="dxa" w:w="2100"/>
+            <w:tcBorders>
+              <w:top w:val="single" w:color="C5CDD3" w:sz="4"/>
+              <w:left w:val="single" w:color="C5CDD3" w:sz="4"/>
+              <w:bottom w:val="single" w:color="C5CDD3" w:sz="4"/>
+              <w:right w:val="single" w:color="C5CDD3" w:sz="4"/>
+            </w:tcBorders>
+            <w:shd w:fill="EEF2F5" w:color="auto" w:val="clear"/>
+            <w:tcMar>
+              <w:top w:type="dxa" w:w="70"/>
+              <w:left w:type="dxa" w:w="110"/>
+              <w:bottom w:type="dxa" w:w="50"/>
+              <w:right w:type="dxa" w:w="110"/>
+            </w:tcMar>
+            <w:vAlign w:val="top"/>
+          </w:tcPr>
+          <w:p>
+            <w:pPr>
+              <w:spacing w:after="40" w:line="264"/>
+            </w:pPr>
+            <w:r>
+              <w:rPr>
+                <w:rFonts w:ascii="Arial" w:cs="Arial" w:eastAsia="Arial" w:hAnsi="Arial"/>
+                <w:b/>
+                <w:bCs/>
+                <w:sz w:val="19"/>
+                <w:szCs w:val="19"/>
+              </w:rPr>
+              <w:t xml:space="preserve">Recomendación</w:t>
+            </w:r>
+          </w:p>
+        </w:tc>
+        <w:tc>
+          <w:tcPr>
+            <w:tcW w:type="dxa" w:w="7980"/>
+            <w:tcBorders>
+              <w:top w:val="single" w:color="C5CDD3" w:sz="4"/>
+              <w:left w:val="single" w:color="C5CDD3" w:sz="4"/>
+              <w:bottom w:val="single" w:color="C5CDD3" w:sz="4"/>
+              <w:right w:val="single" w:color="C5CDD3" w:sz="4"/>
+            </w:tcBorders>
+            <w:tcMar>
+              <w:top w:type="dxa" w:w="70"/>
+              <w:left w:type="dxa" w:w="110"/>
+              <w:bottom w:type="dxa" w:w="50"/>
+              <w:right w:type="dxa" w:w="110"/>
+            </w:tcMar>
+            <w:vAlign w:val="top"/>
+          </w:tcPr>
+          <w:p>
+            <w:pPr>
+              <w:spacing w:after="40" w:line="264"/>
+            </w:pPr>
+            <w:r>
+              <w:rPr>
+                <w:rFonts w:ascii="Arial" w:cs="Arial" w:eastAsia="Arial" w:hAnsi="Arial"/>
+                <w:sz w:val="19"/>
+                <w:szCs w:val="19"/>
+              </w:rPr>
+              <w:t xml:space="preserve">Contar solo las reservas confirmadas cuyo horario aún no terminó, con la misma definición de "completada" que usa el historial (hora de Colombia).</w:t>
+            </w:r>
+          </w:p>
+        </w:tc>
+      </w:tr>
+      <w:tr>
+        <w:trPr>
+          <w:cantSplit/>
+          <w:tblHeader w:val="off"/>
+        </w:trPr>
+        <w:tc>
+          <w:tcPr>
+            <w:tcW w:type="dxa" w:w="2100"/>
+            <w:tcBorders>
+              <w:top w:val="single" w:color="C5CDD3" w:sz="4"/>
+              <w:left w:val="single" w:color="C5CDD3" w:sz="4"/>
+              <w:bottom w:val="single" w:color="C5CDD3" w:sz="4"/>
+              <w:right w:val="single" w:color="C5CDD3" w:sz="4"/>
+            </w:tcBorders>
+            <w:shd w:fill="E8F5E9" w:color="auto" w:val="clear"/>
+            <w:tcMar>
+              <w:top w:type="dxa" w:w="70"/>
+              <w:left w:type="dxa" w:w="110"/>
+              <w:bottom w:type="dxa" w:w="50"/>
+              <w:right w:type="dxa" w:w="110"/>
+            </w:tcMar>
+            <w:vAlign w:val="top"/>
+          </w:tcPr>
+          <w:p>
+            <w:pPr>
+              <w:spacing w:after="40" w:line="264"/>
+            </w:pPr>
+            <w:r>
+              <w:rPr>
+                <w:rFonts w:ascii="Arial" w:cs="Arial" w:eastAsia="Arial" w:hAnsi="Arial"/>
+                <w:b/>
+                <w:bCs/>
+                <w:sz w:val="19"/>
+                <w:szCs w:val="19"/>
+              </w:rPr>
+              <w:t xml:space="preserve">Corrección aplicada</w:t>
+            </w:r>
+          </w:p>
+        </w:tc>
+        <w:tc>
+          <w:tcPr>
+            <w:tcW w:type="dxa" w:w="7980"/>
+            <w:tcBorders>
+              <w:top w:val="single" w:color="C5CDD3" w:sz="4"/>
+              <w:left w:val="single" w:color="C5CDD3" w:sz="4"/>
+              <w:bottom w:val="single" w:color="C5CDD3" w:sz="4"/>
+              <w:right w:val="single" w:color="C5CDD3" w:sz="4"/>
+            </w:tcBorders>
+            <w:tcMar>
+              <w:top w:type="dxa" w:w="70"/>
+              <w:left w:type="dxa" w:w="110"/>
+              <w:bottom w:type="dxa" w:w="50"/>
+              <w:right w:type="dxa" w:w="110"/>
+            </w:tcMar>
+            <w:vAlign w:val="top"/>
+          </w:tcPr>
+          <w:p>
+            <w:pPr>
+              <w:spacing w:after="40" w:line="264"/>
+            </w:pPr>
+            <w:r>
+              <w:rPr>
+                <w:rFonts w:ascii="Arial" w:cs="Arial" w:eastAsia="Arial" w:hAnsi="Arial"/>
+                <w:sz w:val="19"/>
+                <w:szCs w:val="19"/>
+              </w:rPr>
+              <w:t xml:space="preserve">reservaRepository.contarActivasPorUsuario cuenta las reservas confirmadas con fecha y hora de fin posteriores a la hora actual en Colombia. Se añadió la prueba de integración "las reservas ya jugadas no cuentan para el límite de reservas activas".</w:t>
+            </w:r>
+          </w:p>
+        </w:tc>
+      </w:tr>
+      <w:tr>
+        <w:trPr>
+          <w:cantSplit/>
+          <w:tblHeader w:val="off"/>
+        </w:trPr>
+        <w:tc>
+          <w:tcPr>
+            <w:tcW w:type="dxa" w:w="2100"/>
+            <w:tcBorders>
+              <w:top w:val="single" w:color="C5CDD3" w:sz="4"/>
+              <w:left w:val="single" w:color="C5CDD3" w:sz="4"/>
+              <w:bottom w:val="single" w:color="C5CDD3" w:sz="4"/>
+              <w:right w:val="single" w:color="C5CDD3" w:sz="4"/>
+            </w:tcBorders>
+            <w:shd w:fill="E8F5E9" w:color="auto" w:val="clear"/>
+            <w:tcMar>
+              <w:top w:type="dxa" w:w="70"/>
+              <w:left w:type="dxa" w:w="110"/>
+              <w:bottom w:type="dxa" w:w="50"/>
+              <w:right w:type="dxa" w:w="110"/>
+            </w:tcMar>
+            <w:vAlign w:val="top"/>
+          </w:tcPr>
+          <w:p>
+            <w:pPr>
+              <w:spacing w:after="40" w:line="264"/>
+            </w:pPr>
+            <w:r>
+              <w:rPr>
+                <w:rFonts w:ascii="Arial" w:cs="Arial" w:eastAsia="Arial" w:hAnsi="Arial"/>
+                <w:b/>
+                <w:bCs/>
+                <w:sz w:val="19"/>
+                <w:szCs w:val="19"/>
+              </w:rPr>
+              <w:t xml:space="preserve">Verificación (regresión)</w:t>
+            </w:r>
+          </w:p>
+        </w:tc>
+        <w:tc>
+          <w:tcPr>
+            <w:tcW w:type="dxa" w:w="7980"/>
+            <w:tcBorders>
+              <w:top w:val="single" w:color="C5CDD3" w:sz="4"/>
+              <w:left w:val="single" w:color="C5CDD3" w:sz="4"/>
+              <w:bottom w:val="single" w:color="C5CDD3" w:sz="4"/>
+              <w:right w:val="single" w:color="C5CDD3" w:sz="4"/>
+            </w:tcBorders>
+            <w:tcMar>
+              <w:top w:type="dxa" w:w="70"/>
+              <w:left w:type="dxa" w:w="110"/>
+              <w:bottom w:type="dxa" w:w="50"/>
+              <w:right w:type="dxa" w:w="110"/>
+            </w:tcMar>
+            <w:vAlign w:val="top"/>
+          </w:tcPr>
+          <w:p>
+            <w:pPr>
+              <w:spacing w:after="30" w:before="0" w:line="276"/>
+            </w:pPr>
+            <w:r>
+              <w:rPr>
+                <w:rFonts w:ascii="Arial" w:cs="Arial" w:eastAsia="Arial" w:hAnsi="Arial"/>
+                <w:b/>
+                <w:bCs/>
+                <w:sz w:val="19"/>
+                <w:szCs w:val="19"/>
+              </w:rPr>
+              <w:t xml:space="preserve">JEST: </w:t>
+            </w:r>
+            <w:r>
+              <w:rPr>
+                <w:rFonts w:ascii="Arial" w:cs="Arial" w:eastAsia="Arial" w:hAnsi="Arial"/>
+                <w:b/>
+                <w:bCs/>
+                <w:color w:val="1B5E20"/>
+                <w:sz w:val="19"/>
+                <w:szCs w:val="19"/>
+              </w:rPr>
+              <w:t xml:space="preserve">APROBADA</w:t>
+            </w:r>
+            <w:r>
+              <w:rPr>
+                <w:rFonts w:ascii="Arial" w:cs="Arial" w:eastAsia="Arial" w:hAnsi="Arial"/>
+                <w:sz w:val="19"/>
+                <w:szCs w:val="19"/>
+              </w:rPr>
+              <w:t xml:space="preserve"> (el resultado obtenido ahora coincide con el esperado)</w:t>
+            </w:r>
+          </w:p>
+          <w:p>
+            <w:pPr>
+              <w:spacing w:after="30" w:before="0" w:line="276"/>
+            </w:pPr>
+            <w:r>
+              <w:rPr>
+                <w:rFonts w:ascii="Arial" w:cs="Arial" w:eastAsia="Arial" w:hAnsi="Arial"/>
+                <w:b/>
+                <w:bCs/>
+                <w:sz w:val="19"/>
+                <w:szCs w:val="19"/>
+              </w:rPr>
+              <w:t xml:space="preserve">F-12-04: </w:t>
+            </w:r>
+            <w:r>
+              <w:rPr>
+                <w:rFonts w:ascii="Arial" w:cs="Arial" w:eastAsia="Arial" w:hAnsi="Arial"/>
+                <w:b/>
+                <w:bCs/>
+                <w:color w:val="1B5E20"/>
+                <w:sz w:val="19"/>
+                <w:szCs w:val="19"/>
+              </w:rPr>
+              <w:t xml:space="preserve">APROBADA</w:t>
+            </w:r>
+            <w:r>
+              <w:rPr>
+                <w:rFonts w:ascii="Arial" w:cs="Arial" w:eastAsia="Arial" w:hAnsi="Arial"/>
+                <w:sz w:val="19"/>
+                <w:szCs w:val="19"/>
+              </w:rPr>
+              <w:t xml:space="preserve"> (el resultado obtenido ahora coincide con el esperado)</w:t>
+            </w:r>
+          </w:p>
+        </w:tc>
+      </w:tr>
+    </w:tbl>
+    <w:p>
+      <w:pPr>
+        <w:spacing w:after="120" w:before="0" w:line="276"/>
+      </w:pPr>
+      <w:r>
+        <w:rPr>
+          <w:rFonts w:ascii="Arial" w:cs="Arial" w:eastAsia="Arial" w:hAnsi="Arial"/>
+          <w:sz w:val="19"/>
+          <w:szCs w:val="19"/>
+        </w:rPr>
+        <w:t xml:space="preserve"/>
+      </w:r>
+    </w:p>
+    <w:p>
+      <w:pPr>
+        <w:pStyle w:val="Heading3"/>
+        <w:spacing w:after="80" w:before="200"/>
+      </w:pPr>
+      <w:r>
+        <w:rPr>
+          <w:rFonts w:ascii="Arial" w:cs="Arial" w:eastAsia="Arial" w:hAnsi="Arial"/>
+          <w:b/>
+          <w:bCs/>
+          <w:color w:val="2F3B45"/>
+          <w:sz w:val="21"/>
+          <w:szCs w:val="21"/>
+        </w:rPr>
+        <w:t xml:space="preserve">DEF-17 · Dependencias de producción con vulnerabilidades conocidas (1 alta en el backend y 1 alta en el frontend)</w:t>
+      </w:r>
+    </w:p>
+    <w:tbl>
+      <w:tblPr>
+        <w:tblW w:type="dxa" w:w="10080"/>
+        <w:tblBorders>
+          <w:top w:val="single" w:color="auto" w:sz="4"/>
+          <w:left w:val="single" w:color="auto" w:sz="4"/>
+          <w:bottom w:val="single" w:color="auto" w:sz="4"/>
+          <w:right w:val="single" w:color="auto" w:sz="4"/>
+          <w:insideH w:val="single" w:color="auto" w:sz="4"/>
+          <w:insideV w:val="single" w:color="auto" w:sz="4"/>
+        </w:tblBorders>
+      </w:tblPr>
+      <w:tblGrid>
+        <w:gridCol w:w="2100"/>
+        <w:gridCol w:w="7980"/>
+      </w:tblGrid>
+      <w:tr>
+        <w:trPr>
+          <w:cantSplit/>
+          <w:tblHeader w:val="off"/>
+        </w:trPr>
+        <w:tc>
+          <w:tcPr>
+            <w:tcW w:type="dxa" w:w="2100"/>
+            <w:tcBorders>
+              <w:top w:val="single" w:color="C5CDD3" w:sz="4"/>
+              <w:left w:val="single" w:color="C5CDD3" w:sz="4"/>
+              <w:bottom w:val="single" w:color="C5CDD3" w:sz="4"/>
+              <w:right w:val="single" w:color="C5CDD3" w:sz="4"/>
+            </w:tcBorders>
+            <w:shd w:fill="EEF2F5" w:color="auto" w:val="clear"/>
+            <w:tcMar>
+              <w:top w:type="dxa" w:w="70"/>
+              <w:left w:type="dxa" w:w="110"/>
+              <w:bottom w:type="dxa" w:w="50"/>
+              <w:right w:type="dxa" w:w="110"/>
+            </w:tcMar>
+            <w:vAlign w:val="top"/>
+          </w:tcPr>
+          <w:p>
+            <w:pPr>
+              <w:spacing w:after="40" w:line="264"/>
+            </w:pPr>
+            <w:r>
+              <w:rPr>
+                <w:rFonts w:ascii="Arial" w:cs="Arial" w:eastAsia="Arial" w:hAnsi="Arial"/>
+                <w:b/>
+                <w:bCs/>
+                <w:sz w:val="19"/>
+                <w:szCs w:val="19"/>
+              </w:rPr>
+              <w:t xml:space="preserve">Severidad / estado</w:t>
+            </w:r>
+          </w:p>
+        </w:tc>
+        <w:tc>
+          <w:tcPr>
+            <w:tcW w:type="dxa" w:w="7980"/>
+            <w:tcBorders>
+              <w:top w:val="single" w:color="C5CDD3" w:sz="4"/>
+              <w:left w:val="single" w:color="C5CDD3" w:sz="4"/>
+              <w:bottom w:val="single" w:color="C5CDD3" w:sz="4"/>
+              <w:right w:val="single" w:color="C5CDD3" w:sz="4"/>
+            </w:tcBorders>
+            <w:tcMar>
+              <w:top w:type="dxa" w:w="70"/>
+              <w:left w:type="dxa" w:w="110"/>
+              <w:bottom w:type="dxa" w:w="50"/>
+              <w:right w:type="dxa" w:w="110"/>
+            </w:tcMar>
+            <w:vAlign w:val="top"/>
+          </w:tcPr>
+          <w:p>
+            <w:pPr>
+              <w:spacing w:after="40" w:line="264"/>
+            </w:pPr>
+            <w:r>
+              <w:rPr>
+                <w:rFonts w:ascii="Arial" w:cs="Arial" w:eastAsia="Arial" w:hAnsi="Arial"/>
+                <w:sz w:val="19"/>
+                <w:szCs w:val="19"/>
+              </w:rPr>
+              <w:t xml:space="preserve">Media · Cerrado (corregido y verificado en la regresión)</w:t>
+            </w:r>
+          </w:p>
+        </w:tc>
+      </w:tr>
+      <w:tr>
+        <w:trPr>
+          <w:cantSplit/>
+          <w:tblHeader w:val="off"/>
+        </w:trPr>
+        <w:tc>
+          <w:tcPr>
+            <w:tcW w:type="dxa" w:w="2100"/>
+            <w:tcBorders>
+              <w:top w:val="single" w:color="C5CDD3" w:sz="4"/>
+              <w:left w:val="single" w:color="C5CDD3" w:sz="4"/>
+              <w:bottom w:val="single" w:color="C5CDD3" w:sz="4"/>
+              <w:right w:val="single" w:color="C5CDD3" w:sz="4"/>
+            </w:tcBorders>
+            <w:shd w:fill="EEF2F5" w:color="auto" w:val="clear"/>
+            <w:tcMar>
+              <w:top w:type="dxa" w:w="70"/>
+              <w:left w:type="dxa" w:w="110"/>
+              <w:bottom w:type="dxa" w:w="50"/>
+              <w:right w:type="dxa" w:w="110"/>
+            </w:tcMar>
+            <w:vAlign w:val="top"/>
+          </w:tcPr>
+          <w:p>
+            <w:pPr>
+              <w:spacing w:after="40" w:line="264"/>
+            </w:pPr>
+            <w:r>
+              <w:rPr>
+                <w:rFonts w:ascii="Arial" w:cs="Arial" w:eastAsia="Arial" w:hAnsi="Arial"/>
+                <w:b/>
+                <w:bCs/>
+                <w:sz w:val="19"/>
+                <w:szCs w:val="19"/>
+              </w:rPr>
+              <w:t xml:space="preserve">HU / criterio</w:t>
+            </w:r>
+          </w:p>
+        </w:tc>
+        <w:tc>
+          <w:tcPr>
+            <w:tcW w:type="dxa" w:w="7980"/>
+            <w:tcBorders>
+              <w:top w:val="single" w:color="C5CDD3" w:sz="4"/>
+              <w:left w:val="single" w:color="C5CDD3" w:sz="4"/>
+              <w:bottom w:val="single" w:color="C5CDD3" w:sz="4"/>
+              <w:right w:val="single" w:color="C5CDD3" w:sz="4"/>
+            </w:tcBorders>
+            <w:tcMar>
+              <w:top w:type="dxa" w:w="70"/>
+              <w:left w:type="dxa" w:w="110"/>
+              <w:bottom w:type="dxa" w:w="50"/>
+              <w:right w:type="dxa" w:w="110"/>
+            </w:tcMar>
+            <w:vAlign w:val="top"/>
+          </w:tcPr>
+          <w:p>
+            <w:pPr>
+              <w:spacing w:after="40" w:line="264"/>
+            </w:pPr>
+            <w:r>
+              <w:rPr>
+                <w:rFonts w:ascii="Arial" w:cs="Arial" w:eastAsia="Arial" w:hAnsi="Arial"/>
+                <w:sz w:val="19"/>
+                <w:szCs w:val="19"/>
+              </w:rPr>
+              <w:t xml:space="preserve">NF · Seguridad · US-19</w:t>
+            </w:r>
+          </w:p>
+        </w:tc>
+      </w:tr>
+      <w:tr>
+        <w:trPr>
+          <w:cantSplit/>
+          <w:tblHeader w:val="off"/>
+        </w:trPr>
+        <w:tc>
+          <w:tcPr>
+            <w:tcW w:type="dxa" w:w="2100"/>
+            <w:tcBorders>
+              <w:top w:val="single" w:color="C5CDD3" w:sz="4"/>
+              <w:left w:val="single" w:color="C5CDD3" w:sz="4"/>
+              <w:bottom w:val="single" w:color="C5CDD3" w:sz="4"/>
+              <w:right w:val="single" w:color="C5CDD3" w:sz="4"/>
+            </w:tcBorders>
+            <w:shd w:fill="EEF2F5" w:color="auto" w:val="clear"/>
+            <w:tcMar>
+              <w:top w:type="dxa" w:w="70"/>
+              <w:left w:type="dxa" w:w="110"/>
+              <w:bottom w:type="dxa" w:w="50"/>
+              <w:right w:type="dxa" w:w="110"/>
+            </w:tcMar>
+            <w:vAlign w:val="top"/>
+          </w:tcPr>
+          <w:p>
+            <w:pPr>
+              <w:spacing w:after="40" w:line="264"/>
+            </w:pPr>
+            <w:r>
+              <w:rPr>
+                <w:rFonts w:ascii="Arial" w:cs="Arial" w:eastAsia="Arial" w:hAnsi="Arial"/>
+                <w:b/>
+                <w:bCs/>
+                <w:sz w:val="19"/>
+                <w:szCs w:val="19"/>
+              </w:rPr>
+              <w:t xml:space="preserve">Casos que lo detectaron</w:t>
+            </w:r>
+          </w:p>
+        </w:tc>
+        <w:tc>
+          <w:tcPr>
+            <w:tcW w:type="dxa" w:w="7980"/>
+            <w:tcBorders>
+              <w:top w:val="single" w:color="C5CDD3" w:sz="4"/>
+              <w:left w:val="single" w:color="C5CDD3" w:sz="4"/>
+              <w:bottom w:val="single" w:color="C5CDD3" w:sz="4"/>
+              <w:right w:val="single" w:color="C5CDD3" w:sz="4"/>
+            </w:tcBorders>
+            <w:tcMar>
+              <w:top w:type="dxa" w:w="70"/>
+              <w:left w:type="dxa" w:w="110"/>
+              <w:bottom w:type="dxa" w:w="50"/>
+              <w:right w:type="dxa" w:w="110"/>
+            </w:tcMar>
+            <w:vAlign w:val="top"/>
+          </w:tcPr>
+          <w:p>
+            <w:pPr>
+              <w:spacing w:after="40" w:line="264"/>
+            </w:pPr>
+            <w:r>
+              <w:rPr>
+                <w:rFonts w:ascii="Arial" w:cs="Arial" w:eastAsia="Arial" w:hAnsi="Arial"/>
+                <w:sz w:val="19"/>
+                <w:szCs w:val="19"/>
+              </w:rPr>
+              <w:t xml:space="preserve">NF-13</w:t>
+            </w:r>
+          </w:p>
+        </w:tc>
+      </w:tr>
+      <w:tr>
+        <w:trPr>
+          <w:cantSplit/>
+          <w:tblHeader w:val="off"/>
+        </w:trPr>
+        <w:tc>
+          <w:tcPr>
+            <w:tcW w:type="dxa" w:w="2100"/>
+            <w:tcBorders>
+              <w:top w:val="single" w:color="C5CDD3" w:sz="4"/>
+              <w:left w:val="single" w:color="C5CDD3" w:sz="4"/>
+              <w:bottom w:val="single" w:color="C5CDD3" w:sz="4"/>
+              <w:right w:val="single" w:color="C5CDD3" w:sz="4"/>
+            </w:tcBorders>
+            <w:shd w:fill="EEF2F5" w:color="auto" w:val="clear"/>
+            <w:tcMar>
+              <w:top w:type="dxa" w:w="70"/>
+              <w:left w:type="dxa" w:w="110"/>
+              <w:bottom w:type="dxa" w:w="50"/>
+              <w:right w:type="dxa" w:w="110"/>
+            </w:tcMar>
+            <w:vAlign w:val="top"/>
+          </w:tcPr>
+          <w:p>
+            <w:pPr>
+              <w:spacing w:after="40" w:line="264"/>
+            </w:pPr>
+            <w:r>
+              <w:rPr>
+                <w:rFonts w:ascii="Arial" w:cs="Arial" w:eastAsia="Arial" w:hAnsi="Arial"/>
+                <w:b/>
+                <w:bCs/>
+                <w:sz w:val="19"/>
+                <w:szCs w:val="19"/>
+              </w:rPr>
+              <w:t xml:space="preserve">Descripción</w:t>
+            </w:r>
+          </w:p>
+        </w:tc>
+        <w:tc>
+          <w:tcPr>
+            <w:tcW w:type="dxa" w:w="7980"/>
+            <w:tcBorders>
+              <w:top w:val="single" w:color="C5CDD3" w:sz="4"/>
+              <w:left w:val="single" w:color="C5CDD3" w:sz="4"/>
+              <w:bottom w:val="single" w:color="C5CDD3" w:sz="4"/>
+              <w:right w:val="single" w:color="C5CDD3" w:sz="4"/>
+            </w:tcBorders>
+            <w:tcMar>
+              <w:top w:type="dxa" w:w="70"/>
+              <w:left w:type="dxa" w:w="110"/>
+              <w:bottom w:type="dxa" w:w="50"/>
+              <w:right w:type="dxa" w:w="110"/>
+            </w:tcMar>
+            <w:vAlign w:val="top"/>
+          </w:tcPr>
+          <w:p>
+            <w:pPr>
+              <w:spacing w:after="40" w:line="264"/>
+            </w:pPr>
+            <w:r>
+              <w:rPr>
+                <w:rFonts w:ascii="Arial" w:cs="Arial" w:eastAsia="Arial" w:hAnsi="Arial"/>
+                <w:sz w:val="19"/>
+                <w:szCs w:val="19"/>
+              </w:rPr>
+              <w:t xml:space="preserve">La auditoría de dependencias (npm audit) del 27 de octubre encontró avisos nuevos, publicados después de la entrega anterior: en el backend body-parser (alta), nodemailer, qs y yaml (moderadas); en el frontend follow-redirects (alta), que llega a través de axios.</w:t>
+            </w:r>
+          </w:p>
+        </w:tc>
+      </w:tr>
+      <w:tr>
+        <w:trPr>
+          <w:cantSplit/>
+          <w:tblHeader w:val="off"/>
+        </w:trPr>
+        <w:tc>
+          <w:tcPr>
+            <w:tcW w:type="dxa" w:w="2100"/>
+            <w:tcBorders>
+              <w:top w:val="single" w:color="C5CDD3" w:sz="4"/>
+              <w:left w:val="single" w:color="C5CDD3" w:sz="4"/>
+              <w:bottom w:val="single" w:color="C5CDD3" w:sz="4"/>
+              <w:right w:val="single" w:color="C5CDD3" w:sz="4"/>
+            </w:tcBorders>
+            <w:shd w:fill="EEF2F5" w:color="auto" w:val="clear"/>
+            <w:tcMar>
+              <w:top w:type="dxa" w:w="70"/>
+              <w:left w:type="dxa" w:w="110"/>
+              <w:bottom w:type="dxa" w:w="50"/>
+              <w:right w:type="dxa" w:w="110"/>
+            </w:tcMar>
+            <w:vAlign w:val="top"/>
+          </w:tcPr>
+          <w:p>
+            <w:pPr>
+              <w:spacing w:after="40" w:line="264"/>
+            </w:pPr>
+            <w:r>
+              <w:rPr>
+                <w:rFonts w:ascii="Arial" w:cs="Arial" w:eastAsia="Arial" w:hAnsi="Arial"/>
+                <w:b/>
+                <w:bCs/>
+                <w:sz w:val="19"/>
+                <w:szCs w:val="19"/>
+              </w:rPr>
+              <w:t xml:space="preserve">Pasos para reproducir</w:t>
+            </w:r>
+          </w:p>
+        </w:tc>
+        <w:tc>
+          <w:tcPr>
+            <w:tcW w:type="dxa" w:w="7980"/>
+            <w:tcBorders>
+              <w:top w:val="single" w:color="C5CDD3" w:sz="4"/>
+              <w:left w:val="single" w:color="C5CDD3" w:sz="4"/>
+              <w:bottom w:val="single" w:color="C5CDD3" w:sz="4"/>
+              <w:right w:val="single" w:color="C5CDD3" w:sz="4"/>
+            </w:tcBorders>
+            <w:tcMar>
+              <w:top w:type="dxa" w:w="70"/>
+              <w:left w:type="dxa" w:w="110"/>
+              <w:bottom w:type="dxa" w:w="50"/>
+              <w:right w:type="dxa" w:w="110"/>
+            </w:tcMar>
+            <w:vAlign w:val="top"/>
+          </w:tcPr>
+          <w:p>
+            <w:pPr>
+              <w:spacing w:after="30" w:before="0" w:line="276"/>
+            </w:pPr>
+            <w:r>
+              <w:rPr>
+                <w:rFonts w:ascii="Arial" w:cs="Arial" w:eastAsia="Arial" w:hAnsi="Arial"/>
+                <w:sz w:val="19"/>
+                <w:szCs w:val="19"/>
+              </w:rPr>
+              <w:t xml:space="preserve">1. Ejecutar npm audit --omit=dev en backend y en frontend (lo hace NF-13).</w:t>
+            </w:r>
+          </w:p>
+        </w:tc>
+      </w:tr>
+      <w:tr>
+        <w:trPr>
+          <w:cantSplit/>
+          <w:tblHeader w:val="off"/>
+        </w:trPr>
+        <w:tc>
+          <w:tcPr>
+            <w:tcW w:type="dxa" w:w="2100"/>
+            <w:tcBorders>
+              <w:top w:val="single" w:color="C5CDD3" w:sz="4"/>
+              <w:left w:val="single" w:color="C5CDD3" w:sz="4"/>
+              <w:bottom w:val="single" w:color="C5CDD3" w:sz="4"/>
+              <w:right w:val="single" w:color="C5CDD3" w:sz="4"/>
+            </w:tcBorders>
+            <w:shd w:fill="EEF2F5" w:color="auto" w:val="clear"/>
+            <w:tcMar>
+              <w:top w:type="dxa" w:w="70"/>
+              <w:left w:type="dxa" w:w="110"/>
+              <w:bottom w:type="dxa" w:w="50"/>
+              <w:right w:type="dxa" w:w="110"/>
+            </w:tcMar>
+            <w:vAlign w:val="top"/>
+          </w:tcPr>
+          <w:p>
+            <w:pPr>
+              <w:spacing w:after="40" w:line="264"/>
+            </w:pPr>
+            <w:r>
+              <w:rPr>
+                <w:rFonts w:ascii="Arial" w:cs="Arial" w:eastAsia="Arial" w:hAnsi="Arial"/>
+                <w:b/>
+                <w:bCs/>
+                <w:sz w:val="19"/>
+                <w:szCs w:val="19"/>
+              </w:rPr>
+              <w:t xml:space="preserve">Resultado esperado</w:t>
+            </w:r>
+          </w:p>
+        </w:tc>
+        <w:tc>
+          <w:tcPr>
+            <w:tcW w:type="dxa" w:w="7980"/>
+            <w:tcBorders>
+              <w:top w:val="single" w:color="C5CDD3" w:sz="4"/>
+              <w:left w:val="single" w:color="C5CDD3" w:sz="4"/>
+              <w:bottom w:val="single" w:color="C5CDD3" w:sz="4"/>
+              <w:right w:val="single" w:color="C5CDD3" w:sz="4"/>
+            </w:tcBorders>
+            <w:tcMar>
+              <w:top w:type="dxa" w:w="70"/>
+              <w:left w:type="dxa" w:w="110"/>
+              <w:bottom w:type="dxa" w:w="50"/>
+              <w:right w:type="dxa" w:w="110"/>
+            </w:tcMar>
+            <w:vAlign w:val="top"/>
+          </w:tcPr>
+          <w:p>
+            <w:pPr>
+              <w:spacing w:after="40" w:line="264"/>
+            </w:pPr>
+            <w:r>
+              <w:rPr>
+                <w:rFonts w:ascii="Arial" w:cs="Arial" w:eastAsia="Arial" w:hAnsi="Arial"/>
+                <w:sz w:val="19"/>
+                <w:szCs w:val="19"/>
+              </w:rPr>
+              <w:t xml:space="preserve">Sin vulnerabilidades altas ni críticas en dependencias de producción.</w:t>
+            </w:r>
+          </w:p>
+        </w:tc>
+      </w:tr>
+      <w:tr>
+        <w:trPr>
+          <w:cantSplit/>
+          <w:tblHeader w:val="off"/>
+        </w:trPr>
+        <w:tc>
+          <w:tcPr>
+            <w:tcW w:type="dxa" w:w="2100"/>
+            <w:tcBorders>
+              <w:top w:val="single" w:color="C5CDD3" w:sz="4"/>
+              <w:left w:val="single" w:color="C5CDD3" w:sz="4"/>
+              <w:bottom w:val="single" w:color="C5CDD3" w:sz="4"/>
+              <w:right w:val="single" w:color="C5CDD3" w:sz="4"/>
+            </w:tcBorders>
+            <w:shd w:fill="EEF2F5" w:color="auto" w:val="clear"/>
+            <w:tcMar>
+              <w:top w:type="dxa" w:w="70"/>
+              <w:left w:type="dxa" w:w="110"/>
+              <w:bottom w:type="dxa" w:w="50"/>
+              <w:right w:type="dxa" w:w="110"/>
+            </w:tcMar>
+            <w:vAlign w:val="top"/>
+          </w:tcPr>
+          <w:p>
+            <w:pPr>
+              <w:spacing w:after="40" w:line="264"/>
+            </w:pPr>
+            <w:r>
+              <w:rPr>
+                <w:rFonts w:ascii="Arial" w:cs="Arial" w:eastAsia="Arial" w:hAnsi="Arial"/>
+                <w:b/>
+                <w:bCs/>
+                <w:color w:val="B71C1C"/>
+                <w:sz w:val="19"/>
+                <w:szCs w:val="19"/>
+              </w:rPr>
+              <w:t xml:space="preserve">Resultado obtenido (ejecución inicial)</w:t>
+            </w:r>
+          </w:p>
+        </w:tc>
+        <w:tc>
+          <w:tcPr>
+            <w:tcW w:type="dxa" w:w="7980"/>
+            <w:tcBorders>
+              <w:top w:val="single" w:color="C5CDD3" w:sz="4"/>
+              <w:left w:val="single" w:color="C5CDD3" w:sz="4"/>
+              <w:bottom w:val="single" w:color="C5CDD3" w:sz="4"/>
+              <w:right w:val="single" w:color="C5CDD3" w:sz="4"/>
+            </w:tcBorders>
+            <w:tcMar>
+              <w:top w:type="dxa" w:w="70"/>
+              <w:left w:type="dxa" w:w="110"/>
+              <w:bottom w:type="dxa" w:w="50"/>
+              <w:right w:type="dxa" w:w="110"/>
+            </w:tcMar>
+            <w:vAlign w:val="top"/>
+          </w:tcPr>
+          <w:p>
+            <w:pPr>
+              <w:spacing w:after="40" w:line="264"/>
+            </w:pPr>
+            <w:r>
+              <w:rPr>
+                <w:rFonts w:ascii="Arial" w:cs="Arial" w:eastAsia="Arial" w:hAnsi="Arial"/>
+                <w:color w:val="B71C1C"/>
+                <w:sz w:val="19"/>
+                <w:szCs w:val="19"/>
+              </w:rPr>
+              <w:t xml:space="preserve">Backend: 1 alta y 3 moderadas. Frontend: 1 alta.</w:t>
+            </w:r>
+          </w:p>
+        </w:tc>
+      </w:tr>
+      <w:tr>
+        <w:trPr>
+          <w:cantSplit/>
+          <w:tblHeader w:val="off"/>
+        </w:trPr>
+        <w:tc>
+          <w:tcPr>
+            <w:tcW w:type="dxa" w:w="2100"/>
+            <w:tcBorders>
+              <w:top w:val="single" w:color="C5CDD3" w:sz="4"/>
+              <w:left w:val="single" w:color="C5CDD3" w:sz="4"/>
+              <w:bottom w:val="single" w:color="C5CDD3" w:sz="4"/>
+              <w:right w:val="single" w:color="C5CDD3" w:sz="4"/>
+            </w:tcBorders>
+            <w:shd w:fill="EEF2F5" w:color="auto" w:val="clear"/>
+            <w:tcMar>
+              <w:top w:type="dxa" w:w="70"/>
+              <w:left w:type="dxa" w:w="110"/>
+              <w:bottom w:type="dxa" w:w="50"/>
+              <w:right w:type="dxa" w:w="110"/>
+            </w:tcMar>
+            <w:vAlign w:val="top"/>
+          </w:tcPr>
+          <w:p>
+            <w:pPr>
+              <w:spacing w:after="40" w:line="264"/>
+            </w:pPr>
+            <w:r>
+              <w:rPr>
+                <w:rFonts w:ascii="Arial" w:cs="Arial" w:eastAsia="Arial" w:hAnsi="Arial"/>
+                <w:b/>
+                <w:bCs/>
+                <w:sz w:val="19"/>
+                <w:szCs w:val="19"/>
+              </w:rPr>
+              <w:t xml:space="preserve">Impacto</w:t>
+            </w:r>
+          </w:p>
+        </w:tc>
+        <w:tc>
+          <w:tcPr>
+            <w:tcW w:type="dxa" w:w="7980"/>
+            <w:tcBorders>
+              <w:top w:val="single" w:color="C5CDD3" w:sz="4"/>
+              <w:left w:val="single" w:color="C5CDD3" w:sz="4"/>
+              <w:bottom w:val="single" w:color="C5CDD3" w:sz="4"/>
+              <w:right w:val="single" w:color="C5CDD3" w:sz="4"/>
+            </w:tcBorders>
+            <w:tcMar>
+              <w:top w:type="dxa" w:w="70"/>
+              <w:left w:type="dxa" w:w="110"/>
+              <w:bottom w:type="dxa" w:w="50"/>
+              <w:right w:type="dxa" w:w="110"/>
+            </w:tcMar>
+            <w:vAlign w:val="top"/>
+          </w:tcPr>
+          <w:p>
+            <w:pPr>
+              <w:spacing w:after="40" w:line="264"/>
+            </w:pPr>
+            <w:r>
+              <w:rPr>
+                <w:rFonts w:ascii="Arial" w:cs="Arial" w:eastAsia="Arial" w:hAnsi="Arial"/>
+                <w:sz w:val="19"/>
+                <w:szCs w:val="19"/>
+              </w:rPr>
+              <w:t xml:space="preserve">Medio: son dependencias que viajan en las imágenes de producción.</w:t>
+            </w:r>
+          </w:p>
+        </w:tc>
+      </w:tr>
+      <w:tr>
+        <w:trPr>
+          <w:cantSplit/>
+          <w:tblHeader w:val="off"/>
+        </w:trPr>
+        <w:tc>
+          <w:tcPr>
+            <w:tcW w:type="dxa" w:w="2100"/>
+            <w:tcBorders>
+              <w:top w:val="single" w:color="C5CDD3" w:sz="4"/>
+              <w:left w:val="single" w:color="C5CDD3" w:sz="4"/>
+              <w:bottom w:val="single" w:color="C5CDD3" w:sz="4"/>
+              <w:right w:val="single" w:color="C5CDD3" w:sz="4"/>
+            </w:tcBorders>
+            <w:shd w:fill="EEF2F5" w:color="auto" w:val="clear"/>
+            <w:tcMar>
+              <w:top w:type="dxa" w:w="70"/>
+              <w:left w:type="dxa" w:w="110"/>
+              <w:bottom w:type="dxa" w:w="50"/>
+              <w:right w:type="dxa" w:w="110"/>
+            </w:tcMar>
+            <w:vAlign w:val="top"/>
+          </w:tcPr>
+          <w:p>
+            <w:pPr>
+              <w:spacing w:after="40" w:line="264"/>
+            </w:pPr>
+            <w:r>
+              <w:rPr>
+                <w:rFonts w:ascii="Arial" w:cs="Arial" w:eastAsia="Arial" w:hAnsi="Arial"/>
+                <w:b/>
+                <w:bCs/>
+                <w:sz w:val="19"/>
+                <w:szCs w:val="19"/>
+              </w:rPr>
+              <w:t xml:space="preserve">Recomendación</w:t>
+            </w:r>
+          </w:p>
+        </w:tc>
+        <w:tc>
+          <w:tcPr>
+            <w:tcW w:type="dxa" w:w="7980"/>
+            <w:tcBorders>
+              <w:top w:val="single" w:color="C5CDD3" w:sz="4"/>
+              <w:left w:val="single" w:color="C5CDD3" w:sz="4"/>
+              <w:bottom w:val="single" w:color="C5CDD3" w:sz="4"/>
+              <w:right w:val="single" w:color="C5CDD3" w:sz="4"/>
+            </w:tcBorders>
+            <w:tcMar>
+              <w:top w:type="dxa" w:w="70"/>
+              <w:left w:type="dxa" w:w="110"/>
+              <w:bottom w:type="dxa" w:w="50"/>
+              <w:right w:type="dxa" w:w="110"/>
+            </w:tcMar>
+            <w:vAlign w:val="top"/>
+          </w:tcPr>
+          <w:p>
+            <w:pPr>
+              <w:spacing w:after="40" w:line="264"/>
+            </w:pPr>
+            <w:r>
+              <w:rPr>
+                <w:rFonts w:ascii="Arial" w:cs="Arial" w:eastAsia="Arial" w:hAnsi="Arial"/>
+                <w:sz w:val="19"/>
+                <w:szCs w:val="19"/>
+              </w:rPr>
+              <w:t xml:space="preserve">Actualizar a las versiones corregidas sin saltos de versión mayor y repetir la auditoría.</w:t>
+            </w:r>
+          </w:p>
+        </w:tc>
+      </w:tr>
+      <w:tr>
+        <w:trPr>
+          <w:cantSplit/>
+          <w:tblHeader w:val="off"/>
+        </w:trPr>
+        <w:tc>
+          <w:tcPr>
+            <w:tcW w:type="dxa" w:w="2100"/>
+            <w:tcBorders>
+              <w:top w:val="single" w:color="C5CDD3" w:sz="4"/>
+              <w:left w:val="single" w:color="C5CDD3" w:sz="4"/>
+              <w:bottom w:val="single" w:color="C5CDD3" w:sz="4"/>
+              <w:right w:val="single" w:color="C5CDD3" w:sz="4"/>
+            </w:tcBorders>
+            <w:shd w:fill="E8F5E9" w:color="auto" w:val="clear"/>
+            <w:tcMar>
+              <w:top w:type="dxa" w:w="70"/>
+              <w:left w:type="dxa" w:w="110"/>
+              <w:bottom w:type="dxa" w:w="50"/>
+              <w:right w:type="dxa" w:w="110"/>
+            </w:tcMar>
+            <w:vAlign w:val="top"/>
+          </w:tcPr>
+          <w:p>
+            <w:pPr>
+              <w:spacing w:after="40" w:line="264"/>
+            </w:pPr>
+            <w:r>
+              <w:rPr>
+                <w:rFonts w:ascii="Arial" w:cs="Arial" w:eastAsia="Arial" w:hAnsi="Arial"/>
+                <w:b/>
+                <w:bCs/>
+                <w:sz w:val="19"/>
+                <w:szCs w:val="19"/>
+              </w:rPr>
+              <w:t xml:space="preserve">Corrección aplicada</w:t>
+            </w:r>
+          </w:p>
+        </w:tc>
+        <w:tc>
+          <w:tcPr>
+            <w:tcW w:type="dxa" w:w="7980"/>
+            <w:tcBorders>
+              <w:top w:val="single" w:color="C5CDD3" w:sz="4"/>
+              <w:left w:val="single" w:color="C5CDD3" w:sz="4"/>
+              <w:bottom w:val="single" w:color="C5CDD3" w:sz="4"/>
+              <w:right w:val="single" w:color="C5CDD3" w:sz="4"/>
+            </w:tcBorders>
+            <w:tcMar>
+              <w:top w:type="dxa" w:w="70"/>
+              <w:left w:type="dxa" w:w="110"/>
+              <w:bottom w:type="dxa" w:w="50"/>
+              <w:right w:type="dxa" w:w="110"/>
+            </w:tcMar>
+            <w:vAlign w:val="top"/>
+          </w:tcPr>
+          <w:p>
+            <w:pPr>
+              <w:spacing w:after="40" w:line="264"/>
+            </w:pPr>
+            <w:r>
+              <w:rPr>
+                <w:rFonts w:ascii="Arial" w:cs="Arial" w:eastAsia="Arial" w:hAnsi="Arial"/>
+                <w:sz w:val="19"/>
+                <w:szCs w:val="19"/>
+              </w:rPr>
+              <w:t xml:space="preserve">npm audit fix en backend y frontend (solo cambian los package-lock.json). Tras el cambio, ambas auditorías de producción dan 0 vulnerabilidades y se repitieron las pruebas unitarias, el lint, el build y todo el plan QA. Quedan avisos solo en herramientas de desarrollo del frontend (no se empaquetan en producción).</w:t>
+            </w:r>
+          </w:p>
+        </w:tc>
+      </w:tr>
+      <w:tr>
+        <w:trPr>
+          <w:cantSplit/>
+          <w:tblHeader w:val="off"/>
+        </w:trPr>
+        <w:tc>
+          <w:tcPr>
+            <w:tcW w:type="dxa" w:w="2100"/>
+            <w:tcBorders>
+              <w:top w:val="single" w:color="C5CDD3" w:sz="4"/>
+              <w:left w:val="single" w:color="C5CDD3" w:sz="4"/>
+              <w:bottom w:val="single" w:color="C5CDD3" w:sz="4"/>
+              <w:right w:val="single" w:color="C5CDD3" w:sz="4"/>
+            </w:tcBorders>
+            <w:shd w:fill="E8F5E9" w:color="auto" w:val="clear"/>
+            <w:tcMar>
+              <w:top w:type="dxa" w:w="70"/>
+              <w:left w:type="dxa" w:w="110"/>
+              <w:bottom w:type="dxa" w:w="50"/>
+              <w:right w:type="dxa" w:w="110"/>
+            </w:tcMar>
+            <w:vAlign w:val="top"/>
+          </w:tcPr>
+          <w:p>
+            <w:pPr>
+              <w:spacing w:after="40" w:line="264"/>
+            </w:pPr>
+            <w:r>
+              <w:rPr>
+                <w:rFonts w:ascii="Arial" w:cs="Arial" w:eastAsia="Arial" w:hAnsi="Arial"/>
+                <w:b/>
+                <w:bCs/>
+                <w:sz w:val="19"/>
+                <w:szCs w:val="19"/>
+              </w:rPr>
+              <w:t xml:space="preserve">Verificación (regresión)</w:t>
+            </w:r>
+          </w:p>
+        </w:tc>
+        <w:tc>
+          <w:tcPr>
+            <w:tcW w:type="dxa" w:w="7980"/>
+            <w:tcBorders>
+              <w:top w:val="single" w:color="C5CDD3" w:sz="4"/>
+              <w:left w:val="single" w:color="C5CDD3" w:sz="4"/>
+              <w:bottom w:val="single" w:color="C5CDD3" w:sz="4"/>
+              <w:right w:val="single" w:color="C5CDD3" w:sz="4"/>
+            </w:tcBorders>
+            <w:tcMar>
+              <w:top w:type="dxa" w:w="70"/>
+              <w:left w:type="dxa" w:w="110"/>
+              <w:bottom w:type="dxa" w:w="50"/>
+              <w:right w:type="dxa" w:w="110"/>
+            </w:tcMar>
+            <w:vAlign w:val="top"/>
+          </w:tcPr>
+          <w:p>
+            <w:pPr>
+              <w:spacing w:after="30" w:before="0" w:line="276"/>
+            </w:pPr>
+            <w:r>
+              <w:rPr>
+                <w:rFonts w:ascii="Arial" w:cs="Arial" w:eastAsia="Arial" w:hAnsi="Arial"/>
+                <w:b/>
+                <w:bCs/>
+                <w:sz w:val="19"/>
+                <w:szCs w:val="19"/>
+              </w:rPr>
+              <w:t xml:space="preserve">NF-13: </w:t>
+            </w:r>
+            <w:r>
+              <w:rPr>
+                <w:rFonts w:ascii="Arial" w:cs="Arial" w:eastAsia="Arial" w:hAnsi="Arial"/>
+                <w:b/>
+                <w:bCs/>
+                <w:color w:val="1B5E20"/>
+                <w:sz w:val="19"/>
+                <w:szCs w:val="19"/>
+              </w:rPr>
+              <w:t xml:space="preserve">APROBADA</w:t>
+            </w:r>
+            <w:r>
+              <w:rPr>
+                <w:rFonts w:ascii="Arial" w:cs="Arial" w:eastAsia="Arial" w:hAnsi="Arial"/>
+                <w:sz w:val="19"/>
+                <w:szCs w:val="19"/>
+              </w:rPr>
+              <w:t xml:space="preserve"> (el resultado obtenido ahora coincide con el esperado)</w:t>
+            </w:r>
+          </w:p>
+        </w:tc>
+      </w:tr>
+    </w:tbl>
+    <w:p>
+      <w:pPr>
+        <w:spacing w:after="120" w:before="0" w:line="276"/>
+      </w:pPr>
+      <w:r>
+        <w:rPr>
+          <w:rFonts w:ascii="Arial" w:cs="Arial" w:eastAsia="Arial" w:hAnsi="Arial"/>
+          <w:sz w:val="19"/>
+          <w:szCs w:val="19"/>
+        </w:rPr>
+        <w:t xml:space="preserve"/>
+      </w:r>
+    </w:p>
+    <w:p>
+      <w:pPr>
+        <w:pStyle w:val="Heading3"/>
+        <w:spacing w:after="80" w:before="200"/>
+      </w:pPr>
+      <w:r>
+        <w:rPr>
+          <w:rFonts w:ascii="Arial" w:cs="Arial" w:eastAsia="Arial" w:hAnsi="Arial"/>
+          <w:b/>
+          <w:bCs/>
+          <w:color w:val="2F3B45"/>
+          <w:sz w:val="21"/>
+          <w:szCs w:val="21"/>
+        </w:rPr>
+        <w:t xml:space="preserve">DEF-18 · Hallazgos de seguridad del SonarQube del equipo: credenciales de ejemplo en el pipeline, entradas sin validar y scripts de instalación habilitados</w:t>
+      </w:r>
+    </w:p>
+    <w:tbl>
+      <w:tblPr>
+        <w:tblW w:type="dxa" w:w="10080"/>
+        <w:tblBorders>
+          <w:top w:val="single" w:color="auto" w:sz="4"/>
+          <w:left w:val="single" w:color="auto" w:sz="4"/>
+          <w:bottom w:val="single" w:color="auto" w:sz="4"/>
+          <w:right w:val="single" w:color="auto" w:sz="4"/>
+          <w:insideH w:val="single" w:color="auto" w:sz="4"/>
+          <w:insideV w:val="single" w:color="auto" w:sz="4"/>
+        </w:tblBorders>
+      </w:tblPr>
+      <w:tblGrid>
+        <w:gridCol w:w="2100"/>
+        <w:gridCol w:w="7980"/>
+      </w:tblGrid>
+      <w:tr>
+        <w:trPr>
+          <w:cantSplit/>
+          <w:tblHeader w:val="off"/>
+        </w:trPr>
+        <w:tc>
+          <w:tcPr>
+            <w:tcW w:type="dxa" w:w="2100"/>
+            <w:tcBorders>
+              <w:top w:val="single" w:color="C5CDD3" w:sz="4"/>
+              <w:left w:val="single" w:color="C5CDD3" w:sz="4"/>
+              <w:bottom w:val="single" w:color="C5CDD3" w:sz="4"/>
+              <w:right w:val="single" w:color="C5CDD3" w:sz="4"/>
+            </w:tcBorders>
+            <w:shd w:fill="EEF2F5" w:color="auto" w:val="clear"/>
+            <w:tcMar>
+              <w:top w:type="dxa" w:w="70"/>
+              <w:left w:type="dxa" w:w="110"/>
+              <w:bottom w:type="dxa" w:w="50"/>
+              <w:right w:type="dxa" w:w="110"/>
+            </w:tcMar>
+            <w:vAlign w:val="top"/>
+          </w:tcPr>
+          <w:p>
+            <w:pPr>
+              <w:spacing w:after="40" w:line="264"/>
+            </w:pPr>
+            <w:r>
+              <w:rPr>
+                <w:rFonts w:ascii="Arial" w:cs="Arial" w:eastAsia="Arial" w:hAnsi="Arial"/>
+                <w:b/>
+                <w:bCs/>
+                <w:sz w:val="19"/>
+                <w:szCs w:val="19"/>
+              </w:rPr>
+              <w:t xml:space="preserve">Severidad / estado</w:t>
+            </w:r>
+          </w:p>
+        </w:tc>
+        <w:tc>
+          <w:tcPr>
+            <w:tcW w:type="dxa" w:w="7980"/>
+            <w:tcBorders>
+              <w:top w:val="single" w:color="C5CDD3" w:sz="4"/>
+              <w:left w:val="single" w:color="C5CDD3" w:sz="4"/>
+              <w:bottom w:val="single" w:color="C5CDD3" w:sz="4"/>
+              <w:right w:val="single" w:color="C5CDD3" w:sz="4"/>
+            </w:tcBorders>
+            <w:tcMar>
+              <w:top w:type="dxa" w:w="70"/>
+              <w:left w:type="dxa" w:w="110"/>
+              <w:bottom w:type="dxa" w:w="50"/>
+              <w:right w:type="dxa" w:w="110"/>
+            </w:tcMar>
+            <w:vAlign w:val="top"/>
+          </w:tcPr>
+          <w:p>
+            <w:pPr>
+              <w:spacing w:after="40" w:line="264"/>
+            </w:pPr>
+            <w:r>
+              <w:rPr>
+                <w:rFonts w:ascii="Arial" w:cs="Arial" w:eastAsia="Arial" w:hAnsi="Arial"/>
+                <w:sz w:val="19"/>
+                <w:szCs w:val="19"/>
+              </w:rPr>
+              <w:t xml:space="preserve">Media · Cerrado (corregido y verificado en la regresión)</w:t>
+            </w:r>
+          </w:p>
+        </w:tc>
+      </w:tr>
+      <w:tr>
+        <w:trPr>
+          <w:cantSplit/>
+          <w:tblHeader w:val="off"/>
+        </w:trPr>
+        <w:tc>
+          <w:tcPr>
+            <w:tcW w:type="dxa" w:w="2100"/>
+            <w:tcBorders>
+              <w:top w:val="single" w:color="C5CDD3" w:sz="4"/>
+              <w:left w:val="single" w:color="C5CDD3" w:sz="4"/>
+              <w:bottom w:val="single" w:color="C5CDD3" w:sz="4"/>
+              <w:right w:val="single" w:color="C5CDD3" w:sz="4"/>
+            </w:tcBorders>
+            <w:shd w:fill="EEF2F5" w:color="auto" w:val="clear"/>
+            <w:tcMar>
+              <w:top w:type="dxa" w:w="70"/>
+              <w:left w:type="dxa" w:w="110"/>
+              <w:bottom w:type="dxa" w:w="50"/>
+              <w:right w:type="dxa" w:w="110"/>
+            </w:tcMar>
+            <w:vAlign w:val="top"/>
+          </w:tcPr>
+          <w:p>
+            <w:pPr>
+              <w:spacing w:after="40" w:line="264"/>
+            </w:pPr>
+            <w:r>
+              <w:rPr>
+                <w:rFonts w:ascii="Arial" w:cs="Arial" w:eastAsia="Arial" w:hAnsi="Arial"/>
+                <w:b/>
+                <w:bCs/>
+                <w:sz w:val="19"/>
+                <w:szCs w:val="19"/>
+              </w:rPr>
+              <w:t xml:space="preserve">HU / criterio</w:t>
+            </w:r>
+          </w:p>
+        </w:tc>
+        <w:tc>
+          <w:tcPr>
+            <w:tcW w:type="dxa" w:w="7980"/>
+            <w:tcBorders>
+              <w:top w:val="single" w:color="C5CDD3" w:sz="4"/>
+              <w:left w:val="single" w:color="C5CDD3" w:sz="4"/>
+              <w:bottom w:val="single" w:color="C5CDD3" w:sz="4"/>
+              <w:right w:val="single" w:color="C5CDD3" w:sz="4"/>
+            </w:tcBorders>
+            <w:tcMar>
+              <w:top w:type="dxa" w:w="70"/>
+              <w:left w:type="dxa" w:w="110"/>
+              <w:bottom w:type="dxa" w:w="50"/>
+              <w:right w:type="dxa" w:w="110"/>
+            </w:tcMar>
+            <w:vAlign w:val="top"/>
+          </w:tcPr>
+          <w:p>
+            <w:pPr>
+              <w:spacing w:after="40" w:line="264"/>
+            </w:pPr>
+            <w:r>
+              <w:rPr>
+                <w:rFonts w:ascii="Arial" w:cs="Arial" w:eastAsia="Arial" w:hAnsi="Arial"/>
+                <w:sz w:val="19"/>
+                <w:szCs w:val="19"/>
+              </w:rPr>
+              <w:t xml:space="preserve">US-20 · US-21 · NF · Seguridad</w:t>
+            </w:r>
+          </w:p>
+        </w:tc>
+      </w:tr>
+      <w:tr>
+        <w:trPr>
+          <w:cantSplit/>
+          <w:tblHeader w:val="off"/>
+        </w:trPr>
+        <w:tc>
+          <w:tcPr>
+            <w:tcW w:type="dxa" w:w="2100"/>
+            <w:tcBorders>
+              <w:top w:val="single" w:color="C5CDD3" w:sz="4"/>
+              <w:left w:val="single" w:color="C5CDD3" w:sz="4"/>
+              <w:bottom w:val="single" w:color="C5CDD3" w:sz="4"/>
+              <w:right w:val="single" w:color="C5CDD3" w:sz="4"/>
+            </w:tcBorders>
+            <w:shd w:fill="EEF2F5" w:color="auto" w:val="clear"/>
+            <w:tcMar>
+              <w:top w:type="dxa" w:w="70"/>
+              <w:left w:type="dxa" w:w="110"/>
+              <w:bottom w:type="dxa" w:w="50"/>
+              <w:right w:type="dxa" w:w="110"/>
+            </w:tcMar>
+            <w:vAlign w:val="top"/>
+          </w:tcPr>
+          <w:p>
+            <w:pPr>
+              <w:spacing w:after="40" w:line="264"/>
+            </w:pPr>
+            <w:r>
+              <w:rPr>
+                <w:rFonts w:ascii="Arial" w:cs="Arial" w:eastAsia="Arial" w:hAnsi="Arial"/>
+                <w:b/>
+                <w:bCs/>
+                <w:sz w:val="19"/>
+                <w:szCs w:val="19"/>
+              </w:rPr>
+              <w:t xml:space="preserve">Casos que lo detectaron</w:t>
+            </w:r>
+          </w:p>
+        </w:tc>
+        <w:tc>
+          <w:tcPr>
+            <w:tcW w:type="dxa" w:w="7980"/>
+            <w:tcBorders>
+              <w:top w:val="single" w:color="C5CDD3" w:sz="4"/>
+              <w:left w:val="single" w:color="C5CDD3" w:sz="4"/>
+              <w:bottom w:val="single" w:color="C5CDD3" w:sz="4"/>
+              <w:right w:val="single" w:color="C5CDD3" w:sz="4"/>
+            </w:tcBorders>
+            <w:tcMar>
+              <w:top w:type="dxa" w:w="70"/>
+              <w:left w:type="dxa" w:w="110"/>
+              <w:bottom w:type="dxa" w:w="50"/>
+              <w:right w:type="dxa" w:w="110"/>
+            </w:tcMar>
+            <w:vAlign w:val="top"/>
+          </w:tcPr>
+          <w:p>
+            <w:pPr>
+              <w:spacing w:after="40" w:line="264"/>
+            </w:pPr>
+            <w:r>
+              <w:rPr>
+                <w:rFonts w:ascii="Arial" w:cs="Arial" w:eastAsia="Arial" w:hAnsi="Arial"/>
+                <w:sz w:val="19"/>
+                <w:szCs w:val="19"/>
+              </w:rPr>
+              <w:t xml:space="preserve">NF-13</w:t>
+            </w:r>
+          </w:p>
+        </w:tc>
+      </w:tr>
+      <w:tr>
+        <w:trPr>
+          <w:cantSplit/>
+          <w:tblHeader w:val="off"/>
+        </w:trPr>
+        <w:tc>
+          <w:tcPr>
+            <w:tcW w:type="dxa" w:w="2100"/>
+            <w:tcBorders>
+              <w:top w:val="single" w:color="C5CDD3" w:sz="4"/>
+              <w:left w:val="single" w:color="C5CDD3" w:sz="4"/>
+              <w:bottom w:val="single" w:color="C5CDD3" w:sz="4"/>
+              <w:right w:val="single" w:color="C5CDD3" w:sz="4"/>
+            </w:tcBorders>
+            <w:shd w:fill="EEF2F5" w:color="auto" w:val="clear"/>
+            <w:tcMar>
+              <w:top w:type="dxa" w:w="70"/>
+              <w:left w:type="dxa" w:w="110"/>
+              <w:bottom w:type="dxa" w:w="50"/>
+              <w:right w:type="dxa" w:w="110"/>
+            </w:tcMar>
+            <w:vAlign w:val="top"/>
+          </w:tcPr>
+          <w:p>
+            <w:pPr>
+              <w:spacing w:after="40" w:line="264"/>
+            </w:pPr>
+            <w:r>
+              <w:rPr>
+                <w:rFonts w:ascii="Arial" w:cs="Arial" w:eastAsia="Arial" w:hAnsi="Arial"/>
+                <w:b/>
+                <w:bCs/>
+                <w:sz w:val="19"/>
+                <w:szCs w:val="19"/>
+              </w:rPr>
+              <w:t xml:space="preserve">Descripción</w:t>
+            </w:r>
+          </w:p>
+        </w:tc>
+        <w:tc>
+          <w:tcPr>
+            <w:tcW w:type="dxa" w:w="7980"/>
+            <w:tcBorders>
+              <w:top w:val="single" w:color="C5CDD3" w:sz="4"/>
+              <w:left w:val="single" w:color="C5CDD3" w:sz="4"/>
+              <w:bottom w:val="single" w:color="C5CDD3" w:sz="4"/>
+              <w:right w:val="single" w:color="C5CDD3" w:sz="4"/>
+            </w:tcBorders>
+            <w:tcMar>
+              <w:top w:type="dxa" w:w="70"/>
+              <w:left w:type="dxa" w:w="110"/>
+              <w:bottom w:type="dxa" w:w="50"/>
+              <w:right w:type="dxa" w:w="110"/>
+            </w:tcMar>
+            <w:vAlign w:val="top"/>
+          </w:tcPr>
+          <w:p>
+            <w:pPr>
+              <w:spacing w:after="40" w:line="264"/>
+            </w:pPr>
+            <w:r>
+              <w:rPr>
+                <w:rFonts w:ascii="Arial" w:cs="Arial" w:eastAsia="Arial" w:hAnsi="Arial"/>
+                <w:sz w:val="19"/>
+                <w:szCs w:val="19"/>
+              </w:rPr>
+              <w:t xml:space="preserve">El análisis del servidor SonarQube del equipo reportó, entre otros: la contraseña de la base de datos escrita en .github/workflows/ci-cd.yml y con valor por defecto en docker-compose.yml; la acción de Sonar sin fijar a un commit; npm ci sin --ignore-scripts en el workflow y en los dos Dockerfile; datos sin validar en el almacenamiento del navegador de la ficha de la cancha (sessionStorage), en la URL de la prueba de carga y en las rutas que reciben prefijar-lcov.mjs y sonar.mjs; y saltos de línea sin neutralizar en los registros del servicio de correo.</w:t>
+            </w:r>
+          </w:p>
+        </w:tc>
+      </w:tr>
+      <w:tr>
+        <w:trPr>
+          <w:cantSplit/>
+          <w:tblHeader w:val="off"/>
+        </w:trPr>
+        <w:tc>
+          <w:tcPr>
+            <w:tcW w:type="dxa" w:w="2100"/>
+            <w:tcBorders>
+              <w:top w:val="single" w:color="C5CDD3" w:sz="4"/>
+              <w:left w:val="single" w:color="C5CDD3" w:sz="4"/>
+              <w:bottom w:val="single" w:color="C5CDD3" w:sz="4"/>
+              <w:right w:val="single" w:color="C5CDD3" w:sz="4"/>
+            </w:tcBorders>
+            <w:shd w:fill="EEF2F5" w:color="auto" w:val="clear"/>
+            <w:tcMar>
+              <w:top w:type="dxa" w:w="70"/>
+              <w:left w:type="dxa" w:w="110"/>
+              <w:bottom w:type="dxa" w:w="50"/>
+              <w:right w:type="dxa" w:w="110"/>
+            </w:tcMar>
+            <w:vAlign w:val="top"/>
+          </w:tcPr>
+          <w:p>
+            <w:pPr>
+              <w:spacing w:after="40" w:line="264"/>
+            </w:pPr>
+            <w:r>
+              <w:rPr>
+                <w:rFonts w:ascii="Arial" w:cs="Arial" w:eastAsia="Arial" w:hAnsi="Arial"/>
+                <w:b/>
+                <w:bCs/>
+                <w:sz w:val="19"/>
+                <w:szCs w:val="19"/>
+              </w:rPr>
+              <w:t xml:space="preserve">Pasos para reproducir</w:t>
+            </w:r>
+          </w:p>
+        </w:tc>
+        <w:tc>
+          <w:tcPr>
+            <w:tcW w:type="dxa" w:w="7980"/>
+            <w:tcBorders>
+              <w:top w:val="single" w:color="C5CDD3" w:sz="4"/>
+              <w:left w:val="single" w:color="C5CDD3" w:sz="4"/>
+              <w:bottom w:val="single" w:color="C5CDD3" w:sz="4"/>
+              <w:right w:val="single" w:color="C5CDD3" w:sz="4"/>
+            </w:tcBorders>
+            <w:tcMar>
+              <w:top w:type="dxa" w:w="70"/>
+              <w:left w:type="dxa" w:w="110"/>
+              <w:bottom w:type="dxa" w:w="50"/>
+              <w:right w:type="dxa" w:w="110"/>
+            </w:tcMar>
+            <w:vAlign w:val="top"/>
+          </w:tcPr>
+          <w:p>
+            <w:pPr>
+              <w:spacing w:after="30" w:before="0" w:line="276"/>
+            </w:pPr>
+            <w:r>
+              <w:rPr>
+                <w:rFonts w:ascii="Arial" w:cs="Arial" w:eastAsia="Arial" w:hAnsi="Arial"/>
+                <w:sz w:val="19"/>
+                <w:szCs w:val="19"/>
+              </w:rPr>
+              <w:t xml:space="preserve">1. Revisar los hallazgos abiertos del servidor SonarQube del equipo.</w:t>
+            </w:r>
+          </w:p>
+        </w:tc>
+      </w:tr>
+      <w:tr>
+        <w:trPr>
+          <w:cantSplit/>
+          <w:tblHeader w:val="off"/>
+        </w:trPr>
+        <w:tc>
+          <w:tcPr>
+            <w:tcW w:type="dxa" w:w="2100"/>
+            <w:tcBorders>
+              <w:top w:val="single" w:color="C5CDD3" w:sz="4"/>
+              <w:left w:val="single" w:color="C5CDD3" w:sz="4"/>
+              <w:bottom w:val="single" w:color="C5CDD3" w:sz="4"/>
+              <w:right w:val="single" w:color="C5CDD3" w:sz="4"/>
+            </w:tcBorders>
+            <w:shd w:fill="EEF2F5" w:color="auto" w:val="clear"/>
+            <w:tcMar>
+              <w:top w:type="dxa" w:w="70"/>
+              <w:left w:type="dxa" w:w="110"/>
+              <w:bottom w:type="dxa" w:w="50"/>
+              <w:right w:type="dxa" w:w="110"/>
+            </w:tcMar>
+            <w:vAlign w:val="top"/>
+          </w:tcPr>
+          <w:p>
+            <w:pPr>
+              <w:spacing w:after="40" w:line="264"/>
+            </w:pPr>
+            <w:r>
+              <w:rPr>
+                <w:rFonts w:ascii="Arial" w:cs="Arial" w:eastAsia="Arial" w:hAnsi="Arial"/>
+                <w:b/>
+                <w:bCs/>
+                <w:sz w:val="19"/>
+                <w:szCs w:val="19"/>
+              </w:rPr>
+              <w:t xml:space="preserve">Resultado esperado</w:t>
+            </w:r>
+          </w:p>
+        </w:tc>
+        <w:tc>
+          <w:tcPr>
+            <w:tcW w:type="dxa" w:w="7980"/>
+            <w:tcBorders>
+              <w:top w:val="single" w:color="C5CDD3" w:sz="4"/>
+              <w:left w:val="single" w:color="C5CDD3" w:sz="4"/>
+              <w:bottom w:val="single" w:color="C5CDD3" w:sz="4"/>
+              <w:right w:val="single" w:color="C5CDD3" w:sz="4"/>
+            </w:tcBorders>
+            <w:tcMar>
+              <w:top w:type="dxa" w:w="70"/>
+              <w:left w:type="dxa" w:w="110"/>
+              <w:bottom w:type="dxa" w:w="50"/>
+              <w:right w:type="dxa" w:w="110"/>
+            </w:tcMar>
+            <w:vAlign w:val="top"/>
+          </w:tcPr>
+          <w:p>
+            <w:pPr>
+              <w:spacing w:after="40" w:line="264"/>
+            </w:pPr>
+            <w:r>
+              <w:rPr>
+                <w:rFonts w:ascii="Arial" w:cs="Arial" w:eastAsia="Arial" w:hAnsi="Arial"/>
+                <w:sz w:val="19"/>
+                <w:szCs w:val="19"/>
+              </w:rPr>
+              <w:t xml:space="preserve">Sin hallazgos de seguridad corregibles en el código.</w:t>
+            </w:r>
+          </w:p>
+        </w:tc>
+      </w:tr>
+      <w:tr>
+        <w:trPr>
+          <w:cantSplit/>
+          <w:tblHeader w:val="off"/>
+        </w:trPr>
+        <w:tc>
+          <w:tcPr>
+            <w:tcW w:type="dxa" w:w="2100"/>
+            <w:tcBorders>
+              <w:top w:val="single" w:color="C5CDD3" w:sz="4"/>
+              <w:left w:val="single" w:color="C5CDD3" w:sz="4"/>
+              <w:bottom w:val="single" w:color="C5CDD3" w:sz="4"/>
+              <w:right w:val="single" w:color="C5CDD3" w:sz="4"/>
+            </w:tcBorders>
+            <w:shd w:fill="EEF2F5" w:color="auto" w:val="clear"/>
+            <w:tcMar>
+              <w:top w:type="dxa" w:w="70"/>
+              <w:left w:type="dxa" w:w="110"/>
+              <w:bottom w:type="dxa" w:w="50"/>
+              <w:right w:type="dxa" w:w="110"/>
+            </w:tcMar>
+            <w:vAlign w:val="top"/>
+          </w:tcPr>
+          <w:p>
+            <w:pPr>
+              <w:spacing w:after="40" w:line="264"/>
+            </w:pPr>
+            <w:r>
+              <w:rPr>
+                <w:rFonts w:ascii="Arial" w:cs="Arial" w:eastAsia="Arial" w:hAnsi="Arial"/>
+                <w:b/>
+                <w:bCs/>
+                <w:color w:val="B71C1C"/>
+                <w:sz w:val="19"/>
+                <w:szCs w:val="19"/>
+              </w:rPr>
+              <w:t xml:space="preserve">Resultado obtenido (ejecución inicial)</w:t>
+            </w:r>
+          </w:p>
+        </w:tc>
+        <w:tc>
+          <w:tcPr>
+            <w:tcW w:type="dxa" w:w="7980"/>
+            <w:tcBorders>
+              <w:top w:val="single" w:color="C5CDD3" w:sz="4"/>
+              <w:left w:val="single" w:color="C5CDD3" w:sz="4"/>
+              <w:bottom w:val="single" w:color="C5CDD3" w:sz="4"/>
+              <w:right w:val="single" w:color="C5CDD3" w:sz="4"/>
+            </w:tcBorders>
+            <w:tcMar>
+              <w:top w:type="dxa" w:w="70"/>
+              <w:left w:type="dxa" w:w="110"/>
+              <w:bottom w:type="dxa" w:w="50"/>
+              <w:right w:type="dxa" w:w="110"/>
+            </w:tcMar>
+            <w:vAlign w:val="top"/>
+          </w:tcPr>
+          <w:p>
+            <w:pPr>
+              <w:spacing w:after="40" w:line="264"/>
+            </w:pPr>
+            <w:r>
+              <w:rPr>
+                <w:rFonts w:ascii="Arial" w:cs="Arial" w:eastAsia="Arial" w:hAnsi="Arial"/>
+                <w:color w:val="B71C1C"/>
+                <w:sz w:val="19"/>
+                <w:szCs w:val="19"/>
+              </w:rPr>
+              <w:t xml:space="preserve">Hallazgos de severidad Blocker, High, Medium y Low en el pipeline, los Dockerfile, el frontend y los scripts.</w:t>
+            </w:r>
+          </w:p>
+        </w:tc>
+      </w:tr>
+      <w:tr>
+        <w:trPr>
+          <w:cantSplit/>
+          <w:tblHeader w:val="off"/>
+        </w:trPr>
+        <w:tc>
+          <w:tcPr>
+            <w:tcW w:type="dxa" w:w="2100"/>
+            <w:tcBorders>
+              <w:top w:val="single" w:color="C5CDD3" w:sz="4"/>
+              <w:left w:val="single" w:color="C5CDD3" w:sz="4"/>
+              <w:bottom w:val="single" w:color="C5CDD3" w:sz="4"/>
+              <w:right w:val="single" w:color="C5CDD3" w:sz="4"/>
+            </w:tcBorders>
+            <w:shd w:fill="EEF2F5" w:color="auto" w:val="clear"/>
+            <w:tcMar>
+              <w:top w:type="dxa" w:w="70"/>
+              <w:left w:type="dxa" w:w="110"/>
+              <w:bottom w:type="dxa" w:w="50"/>
+              <w:right w:type="dxa" w:w="110"/>
+            </w:tcMar>
+            <w:vAlign w:val="top"/>
+          </w:tcPr>
+          <w:p>
+            <w:pPr>
+              <w:spacing w:after="40" w:line="264"/>
+            </w:pPr>
+            <w:r>
+              <w:rPr>
+                <w:rFonts w:ascii="Arial" w:cs="Arial" w:eastAsia="Arial" w:hAnsi="Arial"/>
+                <w:b/>
+                <w:bCs/>
+                <w:sz w:val="19"/>
+                <w:szCs w:val="19"/>
+              </w:rPr>
+              <w:t xml:space="preserve">Impacto</w:t>
+            </w:r>
+          </w:p>
+        </w:tc>
+        <w:tc>
+          <w:tcPr>
+            <w:tcW w:type="dxa" w:w="7980"/>
+            <w:tcBorders>
+              <w:top w:val="single" w:color="C5CDD3" w:sz="4"/>
+              <w:left w:val="single" w:color="C5CDD3" w:sz="4"/>
+              <w:bottom w:val="single" w:color="C5CDD3" w:sz="4"/>
+              <w:right w:val="single" w:color="C5CDD3" w:sz="4"/>
+            </w:tcBorders>
+            <w:tcMar>
+              <w:top w:type="dxa" w:w="70"/>
+              <w:left w:type="dxa" w:w="110"/>
+              <w:bottom w:type="dxa" w:w="50"/>
+              <w:right w:type="dxa" w:w="110"/>
+            </w:tcMar>
+            <w:vAlign w:val="top"/>
+          </w:tcPr>
+          <w:p>
+            <w:pPr>
+              <w:spacing w:after="40" w:line="264"/>
+            </w:pPr>
+            <w:r>
+              <w:rPr>
+                <w:rFonts w:ascii="Arial" w:cs="Arial" w:eastAsia="Arial" w:hAnsi="Arial"/>
+                <w:sz w:val="19"/>
+                <w:szCs w:val="19"/>
+              </w:rPr>
+              <w:t xml:space="preserve">Medio: ninguno era explotable de forma directa, pero dejaban credenciales y entradas sin validar en el repositorio.</w:t>
+            </w:r>
+          </w:p>
+        </w:tc>
+      </w:tr>
+      <w:tr>
+        <w:trPr>
+          <w:cantSplit/>
+          <w:tblHeader w:val="off"/>
+        </w:trPr>
+        <w:tc>
+          <w:tcPr>
+            <w:tcW w:type="dxa" w:w="2100"/>
+            <w:tcBorders>
+              <w:top w:val="single" w:color="C5CDD3" w:sz="4"/>
+              <w:left w:val="single" w:color="C5CDD3" w:sz="4"/>
+              <w:bottom w:val="single" w:color="C5CDD3" w:sz="4"/>
+              <w:right w:val="single" w:color="C5CDD3" w:sz="4"/>
+            </w:tcBorders>
+            <w:shd w:fill="EEF2F5" w:color="auto" w:val="clear"/>
+            <w:tcMar>
+              <w:top w:type="dxa" w:w="70"/>
+              <w:left w:type="dxa" w:w="110"/>
+              <w:bottom w:type="dxa" w:w="50"/>
+              <w:right w:type="dxa" w:w="110"/>
+            </w:tcMar>
+            <w:vAlign w:val="top"/>
+          </w:tcPr>
+          <w:p>
+            <w:pPr>
+              <w:spacing w:after="40" w:line="264"/>
+            </w:pPr>
+            <w:r>
+              <w:rPr>
+                <w:rFonts w:ascii="Arial" w:cs="Arial" w:eastAsia="Arial" w:hAnsi="Arial"/>
+                <w:b/>
+                <w:bCs/>
+                <w:sz w:val="19"/>
+                <w:szCs w:val="19"/>
+              </w:rPr>
+              <w:t xml:space="preserve">Recomendación</w:t>
+            </w:r>
+          </w:p>
+        </w:tc>
+        <w:tc>
+          <w:tcPr>
+            <w:tcW w:type="dxa" w:w="7980"/>
+            <w:tcBorders>
+              <w:top w:val="single" w:color="C5CDD3" w:sz="4"/>
+              <w:left w:val="single" w:color="C5CDD3" w:sz="4"/>
+              <w:bottom w:val="single" w:color="C5CDD3" w:sz="4"/>
+              <w:right w:val="single" w:color="C5CDD3" w:sz="4"/>
+            </w:tcBorders>
+            <w:tcMar>
+              <w:top w:type="dxa" w:w="70"/>
+              <w:left w:type="dxa" w:w="110"/>
+              <w:bottom w:type="dxa" w:w="50"/>
+              <w:right w:type="dxa" w:w="110"/>
+            </w:tcMar>
+            <w:vAlign w:val="top"/>
+          </w:tcPr>
+          <w:p>
+            <w:pPr>
+              <w:spacing w:after="40" w:line="264"/>
+            </w:pPr>
+            <w:r>
+              <w:rPr>
+                <w:rFonts w:ascii="Arial" w:cs="Arial" w:eastAsia="Arial" w:hAnsi="Arial"/>
+                <w:sz w:val="19"/>
+                <w:szCs w:val="19"/>
+              </w:rPr>
+              <w:t xml:space="preserve">Eliminar las credenciales del repositorio, fijar las acciones por commit, deshabilitar los scripts de instalación y validar toda entrada externa.</w:t>
+            </w:r>
+          </w:p>
+        </w:tc>
+      </w:tr>
+      <w:tr>
+        <w:trPr>
+          <w:cantSplit/>
+          <w:tblHeader w:val="off"/>
+        </w:trPr>
+        <w:tc>
+          <w:tcPr>
+            <w:tcW w:type="dxa" w:w="2100"/>
+            <w:tcBorders>
+              <w:top w:val="single" w:color="C5CDD3" w:sz="4"/>
+              <w:left w:val="single" w:color="C5CDD3" w:sz="4"/>
+              <w:bottom w:val="single" w:color="C5CDD3" w:sz="4"/>
+              <w:right w:val="single" w:color="C5CDD3" w:sz="4"/>
+            </w:tcBorders>
+            <w:shd w:fill="E8F5E9" w:color="auto" w:val="clear"/>
+            <w:tcMar>
+              <w:top w:type="dxa" w:w="70"/>
+              <w:left w:type="dxa" w:w="110"/>
+              <w:bottom w:type="dxa" w:w="50"/>
+              <w:right w:type="dxa" w:w="110"/>
+            </w:tcMar>
+            <w:vAlign w:val="top"/>
+          </w:tcPr>
+          <w:p>
+            <w:pPr>
+              <w:spacing w:after="40" w:line="264"/>
+            </w:pPr>
+            <w:r>
+              <w:rPr>
+                <w:rFonts w:ascii="Arial" w:cs="Arial" w:eastAsia="Arial" w:hAnsi="Arial"/>
+                <w:b/>
+                <w:bCs/>
+                <w:sz w:val="19"/>
+                <w:szCs w:val="19"/>
+              </w:rPr>
+              <w:t xml:space="preserve">Corrección aplicada</w:t>
+            </w:r>
+          </w:p>
+        </w:tc>
+        <w:tc>
+          <w:tcPr>
+            <w:tcW w:type="dxa" w:w="7980"/>
+            <w:tcBorders>
+              <w:top w:val="single" w:color="C5CDD3" w:sz="4"/>
+              <w:left w:val="single" w:color="C5CDD3" w:sz="4"/>
+              <w:bottom w:val="single" w:color="C5CDD3" w:sz="4"/>
+              <w:right w:val="single" w:color="C5CDD3" w:sz="4"/>
+            </w:tcBorders>
+            <w:tcMar>
+              <w:top w:type="dxa" w:w="70"/>
+              <w:left w:type="dxa" w:w="110"/>
+              <w:bottom w:type="dxa" w:w="50"/>
+              <w:right w:type="dxa" w:w="110"/>
+            </w:tcMar>
+            <w:vAlign w:val="top"/>
+          </w:tcPr>
+          <w:p>
+            <w:pPr>
+              <w:spacing w:after="40" w:line="264"/>
+            </w:pPr>
+            <w:r>
+              <w:rPr>
+                <w:rFonts w:ascii="Arial" w:cs="Arial" w:eastAsia="Arial" w:hAnsi="Arial"/>
+                <w:sz w:val="19"/>
+                <w:szCs w:val="19"/>
+              </w:rPr>
+              <w:t xml:space="preserve">La contraseña de la base de pruebas del CI se genera en cada ejecución y la del compose pasa a ser obligatoria (sin valor por defecto). La acción de Sonar se fija por SHA. Se añadió --ignore-scripts a todos los npm ci. El flujo guardado en el navegador se valida al guardar y al leer; la URL de la prueba de carga, los argumentos de los scripts y los registros se validan o limpian. También se corrigieron alertas menores de fiabilidad (sort sin comparador, expresiones regulares, [[ ]] en bash, replaceAll, texto alternativo del informe). Pendiente de revisión manual en SonarQube: contraseñas de usuarios de prueba en qa/ (marcar como "Safe") y el contenedor de nginx que corre como root.</w:t>
+            </w:r>
+          </w:p>
+        </w:tc>
+      </w:tr>
+      <w:tr>
+        <w:trPr>
+          <w:cantSplit/>
+          <w:tblHeader w:val="off"/>
+        </w:trPr>
+        <w:tc>
+          <w:tcPr>
+            <w:tcW w:type="dxa" w:w="2100"/>
+            <w:tcBorders>
+              <w:top w:val="single" w:color="C5CDD3" w:sz="4"/>
+              <w:left w:val="single" w:color="C5CDD3" w:sz="4"/>
+              <w:bottom w:val="single" w:color="C5CDD3" w:sz="4"/>
+              <w:right w:val="single" w:color="C5CDD3" w:sz="4"/>
+            </w:tcBorders>
+            <w:shd w:fill="E8F5E9" w:color="auto" w:val="clear"/>
+            <w:tcMar>
+              <w:top w:type="dxa" w:w="70"/>
+              <w:left w:type="dxa" w:w="110"/>
+              <w:bottom w:type="dxa" w:w="50"/>
+              <w:right w:type="dxa" w:w="110"/>
+            </w:tcMar>
+            <w:vAlign w:val="top"/>
+          </w:tcPr>
+          <w:p>
+            <w:pPr>
+              <w:spacing w:after="40" w:line="264"/>
+            </w:pPr>
+            <w:r>
+              <w:rPr>
+                <w:rFonts w:ascii="Arial" w:cs="Arial" w:eastAsia="Arial" w:hAnsi="Arial"/>
+                <w:b/>
+                <w:bCs/>
+                <w:sz w:val="19"/>
+                <w:szCs w:val="19"/>
+              </w:rPr>
+              <w:t xml:space="preserve">Verificación (regresión)</w:t>
+            </w:r>
+          </w:p>
+        </w:tc>
+        <w:tc>
+          <w:tcPr>
+            <w:tcW w:type="dxa" w:w="7980"/>
+            <w:tcBorders>
+              <w:top w:val="single" w:color="C5CDD3" w:sz="4"/>
+              <w:left w:val="single" w:color="C5CDD3" w:sz="4"/>
+              <w:bottom w:val="single" w:color="C5CDD3" w:sz="4"/>
+              <w:right w:val="single" w:color="C5CDD3" w:sz="4"/>
+            </w:tcBorders>
+            <w:tcMar>
+              <w:top w:type="dxa" w:w="70"/>
+              <w:left w:type="dxa" w:w="110"/>
+              <w:bottom w:type="dxa" w:w="50"/>
+              <w:right w:type="dxa" w:w="110"/>
+            </w:tcMar>
+            <w:vAlign w:val="top"/>
+          </w:tcPr>
+          <w:p>
+            <w:pPr>
+              <w:spacing w:after="30" w:before="0" w:line="276"/>
+            </w:pPr>
+            <w:r>
+              <w:rPr>
+                <w:rFonts w:ascii="Arial" w:cs="Arial" w:eastAsia="Arial" w:hAnsi="Arial"/>
+                <w:b/>
+                <w:bCs/>
+                <w:sz w:val="19"/>
+                <w:szCs w:val="19"/>
+              </w:rPr>
+              <w:t xml:space="preserve">NF-13: </w:t>
             </w:r>
             <w:r>
               <w:rPr>
@@ -26746,6 +29949,309 @@
                 <w:szCs w:val="19"/>
               </w:rPr>
               <w:t xml:space="preserve">La prueba usa otra cancha y fechas distintas.</w:t>
+            </w:r>
+          </w:p>
+        </w:tc>
+      </w:tr>
+      <w:tr>
+        <w:trPr>
+          <w:cantSplit/>
+          <w:tblHeader w:val="off"/>
+        </w:trPr>
+        <w:tc>
+          <w:tcPr>
+            <w:tcW w:type="dxa" w:w="1000"/>
+            <w:tcBorders>
+              <w:top w:val="single" w:color="C5CDD3" w:sz="4"/>
+              <w:left w:val="single" w:color="C5CDD3" w:sz="4"/>
+              <w:bottom w:val="single" w:color="C5CDD3" w:sz="4"/>
+              <w:right w:val="single" w:color="C5CDD3" w:sz="4"/>
+            </w:tcBorders>
+            <w:tcMar>
+              <w:top w:type="dxa" w:w="70"/>
+              <w:left w:type="dxa" w:w="110"/>
+              <w:bottom w:type="dxa" w:w="50"/>
+              <w:right w:type="dxa" w:w="110"/>
+            </w:tcMar>
+            <w:vAlign w:val="top"/>
+          </w:tcPr>
+          <w:p>
+            <w:pPr>
+              <w:spacing w:after="40" w:line="264"/>
+            </w:pPr>
+            <w:r>
+              <w:rPr>
+                <w:rFonts w:ascii="Arial" w:cs="Arial" w:eastAsia="Arial" w:hAnsi="Arial"/>
+                <w:b/>
+                <w:bCs/>
+                <w:sz w:val="19"/>
+                <w:szCs w:val="19"/>
+              </w:rPr>
+              <w:t xml:space="preserve">NF-20</w:t>
+            </w:r>
+          </w:p>
+        </w:tc>
+        <w:tc>
+          <w:tcPr>
+            <w:tcW w:type="dxa" w:w="4000"/>
+            <w:tcBorders>
+              <w:top w:val="single" w:color="C5CDD3" w:sz="4"/>
+              <w:left w:val="single" w:color="C5CDD3" w:sz="4"/>
+              <w:bottom w:val="single" w:color="C5CDD3" w:sz="4"/>
+              <w:right w:val="single" w:color="C5CDD3" w:sz="4"/>
+            </w:tcBorders>
+            <w:tcMar>
+              <w:top w:type="dxa" w:w="70"/>
+              <w:left w:type="dxa" w:w="110"/>
+              <w:bottom w:type="dxa" w:w="50"/>
+              <w:right w:type="dxa" w:w="110"/>
+            </w:tcMar>
+            <w:vAlign w:val="top"/>
+          </w:tcPr>
+          <w:p>
+            <w:pPr>
+              <w:spacing w:after="40" w:line="264"/>
+            </w:pPr>
+            <w:r>
+              <w:rPr>
+                <w:rFonts w:ascii="Arial" w:cs="Arial" w:eastAsia="Arial" w:hAnsi="Arial"/>
+                <w:sz w:val="19"/>
+                <w:szCs w:val="19"/>
+              </w:rPr>
+              <w:t xml:space="preserve">La prueba se ejecutó a las 2:03 a. m. (Colombia) y reservó "hoy 03:00" esperando un 201. El servidor respondió 400 con razón: las canchas de ejemplo atienden desde las 06:00 y 03:00 queda fuera de su horario. La condición que decidía si el escenario era válido aceptaba cualquier hora desde las 02:00.</w:t>
+            </w:r>
+          </w:p>
+        </w:tc>
+        <w:tc>
+          <w:tcPr>
+            <w:tcW w:type="dxa" w:w="5080"/>
+            <w:tcBorders>
+              <w:top w:val="single" w:color="C5CDD3" w:sz="4"/>
+              <w:left w:val="single" w:color="C5CDD3" w:sz="4"/>
+              <w:bottom w:val="single" w:color="C5CDD3" w:sz="4"/>
+              <w:right w:val="single" w:color="C5CDD3" w:sz="4"/>
+            </w:tcBorders>
+            <w:tcMar>
+              <w:top w:type="dxa" w:w="70"/>
+              <w:left w:type="dxa" w:w="110"/>
+              <w:bottom w:type="dxa" w:w="50"/>
+              <w:right w:type="dxa" w:w="110"/>
+            </w:tcMar>
+            <w:vAlign w:val="top"/>
+          </w:tcPr>
+          <w:p>
+            <w:pPr>
+              <w:spacing w:after="40" w:line="264"/>
+            </w:pPr>
+            <w:r>
+              <w:rPr>
+                <w:rFonts w:ascii="Arial" w:cs="Arial" w:eastAsia="Arial" w:hAnsi="Arial"/>
+                <w:sz w:val="19"/>
+                <w:szCs w:val="19"/>
+              </w:rPr>
+              <w:t xml:space="preserve">El escenario solo se ejecuta entre las 06:00 y las 18:59 de Colombia, cuando la hora futura cae dentro del horario de atención. El producto no tenía ningún problema.</w:t>
+            </w:r>
+          </w:p>
+        </w:tc>
+      </w:tr>
+      <w:tr>
+        <w:trPr>
+          <w:cantSplit/>
+          <w:tblHeader w:val="off"/>
+        </w:trPr>
+        <w:tc>
+          <w:tcPr>
+            <w:tcW w:type="dxa" w:w="1000"/>
+            <w:tcBorders>
+              <w:top w:val="single" w:color="C5CDD3" w:sz="4"/>
+              <w:left w:val="single" w:color="C5CDD3" w:sz="4"/>
+              <w:bottom w:val="single" w:color="C5CDD3" w:sz="4"/>
+              <w:right w:val="single" w:color="C5CDD3" w:sz="4"/>
+            </w:tcBorders>
+            <w:tcMar>
+              <w:top w:type="dxa" w:w="70"/>
+              <w:left w:type="dxa" w:w="110"/>
+              <w:bottom w:type="dxa" w:w="50"/>
+              <w:right w:type="dxa" w:w="110"/>
+            </w:tcMar>
+            <w:vAlign w:val="top"/>
+          </w:tcPr>
+          <w:p>
+            <w:pPr>
+              <w:spacing w:after="40" w:line="264"/>
+            </w:pPr>
+            <w:r>
+              <w:rPr>
+                <w:rFonts w:ascii="Arial" w:cs="Arial" w:eastAsia="Arial" w:hAnsi="Arial"/>
+                <w:b/>
+                <w:bCs/>
+                <w:sz w:val="19"/>
+                <w:szCs w:val="19"/>
+              </w:rPr>
+              <w:t xml:space="preserve">NF-13 (nuevo)</w:t>
+            </w:r>
+          </w:p>
+        </w:tc>
+        <w:tc>
+          <w:tcPr>
+            <w:tcW w:type="dxa" w:w="4000"/>
+            <w:tcBorders>
+              <w:top w:val="single" w:color="C5CDD3" w:sz="4"/>
+              <w:left w:val="single" w:color="C5CDD3" w:sz="4"/>
+              <w:bottom w:val="single" w:color="C5CDD3" w:sz="4"/>
+              <w:right w:val="single" w:color="C5CDD3" w:sz="4"/>
+            </w:tcBorders>
+            <w:tcMar>
+              <w:top w:type="dxa" w:w="70"/>
+              <w:left w:type="dxa" w:w="110"/>
+              <w:bottom w:type="dxa" w:w="50"/>
+              <w:right w:type="dxa" w:w="110"/>
+            </w:tcMar>
+            <w:vAlign w:val="top"/>
+          </w:tcPr>
+          <w:p>
+            <w:pPr>
+              <w:spacing w:after="40" w:line="264"/>
+            </w:pPr>
+            <w:r>
+              <w:rPr>
+                <w:rFonts w:ascii="Arial" w:cs="Arial" w:eastAsia="Arial" w:hAnsi="Arial"/>
+                <w:sz w:val="19"/>
+                <w:szCs w:val="19"/>
+              </w:rPr>
+              <w:t xml:space="preserve">El escaneo de secretos detectó una cadena de conexión con usuario y contraseña de ejemplo en la prueba nueva del socket (backend/tests/temporizadorSocket.test.js).</w:t>
+            </w:r>
+          </w:p>
+        </w:tc>
+        <w:tc>
+          <w:tcPr>
+            <w:tcW w:type="dxa" w:w="5080"/>
+            <w:tcBorders>
+              <w:top w:val="single" w:color="C5CDD3" w:sz="4"/>
+              <w:left w:val="single" w:color="C5CDD3" w:sz="4"/>
+              <w:bottom w:val="single" w:color="C5CDD3" w:sz="4"/>
+              <w:right w:val="single" w:color="C5CDD3" w:sz="4"/>
+            </w:tcBorders>
+            <w:tcMar>
+              <w:top w:type="dxa" w:w="70"/>
+              <w:left w:type="dxa" w:w="110"/>
+              <w:bottom w:type="dxa" w:w="50"/>
+              <w:right w:type="dxa" w:w="110"/>
+            </w:tcMar>
+            <w:vAlign w:val="top"/>
+          </w:tcPr>
+          <w:p>
+            <w:pPr>
+              <w:spacing w:after="40" w:line="264"/>
+            </w:pPr>
+            <w:r>
+              <w:rPr>
+                <w:rFonts w:ascii="Arial" w:cs="Arial" w:eastAsia="Arial" w:hAnsi="Arial"/>
+                <w:sz w:val="19"/>
+                <w:szCs w:val="19"/>
+              </w:rPr>
+              <w:t xml:space="preserve">La variable de entorno de la prueba se define sin credenciales; los repositorios están simulados y la base no se usa.</w:t>
+            </w:r>
+          </w:p>
+        </w:tc>
+      </w:tr>
+      <w:tr>
+        <w:trPr>
+          <w:cantSplit/>
+          <w:tblHeader w:val="off"/>
+        </w:trPr>
+        <w:tc>
+          <w:tcPr>
+            <w:tcW w:type="dxa" w:w="1000"/>
+            <w:tcBorders>
+              <w:top w:val="single" w:color="C5CDD3" w:sz="4"/>
+              <w:left w:val="single" w:color="C5CDD3" w:sz="4"/>
+              <w:bottom w:val="single" w:color="C5CDD3" w:sz="4"/>
+              <w:right w:val="single" w:color="C5CDD3" w:sz="4"/>
+            </w:tcBorders>
+            <w:tcMar>
+              <w:top w:type="dxa" w:w="70"/>
+              <w:left w:type="dxa" w:w="110"/>
+              <w:bottom w:type="dxa" w:w="50"/>
+              <w:right w:type="dxa" w:w="110"/>
+            </w:tcMar>
+            <w:vAlign w:val="top"/>
+          </w:tcPr>
+          <w:p>
+            <w:pPr>
+              <w:spacing w:after="40" w:line="264"/>
+            </w:pPr>
+            <w:r>
+              <w:rPr>
+                <w:rFonts w:ascii="Arial" w:cs="Arial" w:eastAsia="Arial" w:hAnsi="Arial"/>
+                <w:b/>
+                <w:bCs/>
+                <w:sz w:val="19"/>
+                <w:szCs w:val="19"/>
+              </w:rPr>
+              <w:t xml:space="preserve">NF-06 a NF-19</w:t>
+            </w:r>
+          </w:p>
+        </w:tc>
+        <w:tc>
+          <w:tcPr>
+            <w:tcW w:type="dxa" w:w="4000"/>
+            <w:tcBorders>
+              <w:top w:val="single" w:color="C5CDD3" w:sz="4"/>
+              <w:left w:val="single" w:color="C5CDD3" w:sz="4"/>
+              <w:bottom w:val="single" w:color="C5CDD3" w:sz="4"/>
+              <w:right w:val="single" w:color="C5CDD3" w:sz="4"/>
+            </w:tcBorders>
+            <w:tcMar>
+              <w:top w:type="dxa" w:w="70"/>
+              <w:left w:type="dxa" w:w="110"/>
+              <w:bottom w:type="dxa" w:w="50"/>
+              <w:right w:type="dxa" w:w="110"/>
+            </w:tcMar>
+            <w:vAlign w:val="top"/>
+          </w:tcPr>
+          <w:p>
+            <w:pPr>
+              <w:spacing w:after="40" w:line="264"/>
+            </w:pPr>
+            <w:r>
+              <w:rPr>
+                <w:rFonts w:ascii="Arial" w:cs="Arial" w:eastAsia="Arial" w:hAnsi="Arial"/>
+                <w:sz w:val="19"/>
+                <w:szCs w:val="19"/>
+              </w:rPr>
+              <w:t xml:space="preserve">En una ejecución intermedia el Docker Desktop se cayó durante la prueba de 250 conexiones, por falta de memoria (el motor tiene 8 GB y estaban encendidos SonarQube, el entorno de desarrollo y el de QA). Todos los casos siguientes fallaron con "fetch failed" o con el daemon de Docker apagado.</w:t>
+            </w:r>
+          </w:p>
+        </w:tc>
+        <w:tc>
+          <w:tcPr>
+            <w:tcW w:type="dxa" w:w="5080"/>
+            <w:tcBorders>
+              <w:top w:val="single" w:color="C5CDD3" w:sz="4"/>
+              <w:left w:val="single" w:color="C5CDD3" w:sz="4"/>
+              <w:bottom w:val="single" w:color="C5CDD3" w:sz="4"/>
+              <w:right w:val="single" w:color="C5CDD3" w:sz="4"/>
+            </w:tcBorders>
+            <w:tcMar>
+              <w:top w:type="dxa" w:w="70"/>
+              <w:left w:type="dxa" w:w="110"/>
+              <w:bottom w:type="dxa" w:w="50"/>
+              <w:right w:type="dxa" w:w="110"/>
+            </w:tcMar>
+            <w:vAlign w:val="top"/>
+          </w:tcPr>
+          <w:p>
+            <w:pPr>
+              <w:spacing w:after="40" w:line="264"/>
+            </w:pPr>
+            <w:r>
+              <w:rPr>
+                <w:rFonts w:ascii="Arial" w:cs="Arial" w:eastAsia="Arial" w:hAnsi="Arial"/>
+                <w:sz w:val="19"/>
+                <w:szCs w:val="19"/>
+              </w:rPr>
+              <w:t xml:space="preserve">Se apagó SonarQube, se reinició Docker y se repitió el plan completo. Los resultados de este documento son los de la ejecución limpia.</w:t>
             </w:r>
           </w:p>
         </w:tc>
@@ -26897,62 +30403,6 @@
           <w:sz w:val="19"/>
           <w:szCs w:val="19"/>
         </w:rPr>
-        <w:t xml:space="preserve">NF-13: </w:t>
-      </w:r>
-      <w:r>
-        <w:rPr>
-          <w:rFonts w:ascii="Arial" w:cs="Arial" w:eastAsia="Arial" w:hAnsi="Arial"/>
-          <w:sz w:val="19"/>
-          <w:szCs w:val="19"/>
-        </w:rPr>
-        <w:t xml:space="preserve">El workflow de CI define la contraseña de una base PostgreSQL efímera (canchaya:canchaya@localhost) para el job de pruebas: es aceptable porque la base solo existe durante el job y no contiene datos reales, pero no debe reutilizarse en ningún otro entorno.</w:t>
-      </w:r>
-    </w:p>
-    <w:p>
-      <w:pPr>
-        <w:pStyle w:val="ListParagraph"/>
-        <w:numPr>
-          <w:ilvl w:val="0"/>
-          <w:numId w:val="2"/>
-        </w:numPr>
-        <w:spacing w:after="60" w:line="276"/>
-      </w:pPr>
-      <w:r>
-        <w:rPr>
-          <w:rFonts w:ascii="Arial" w:cs="Arial" w:eastAsia="Arial" w:hAnsi="Arial"/>
-          <w:b/>
-          <w:bCs/>
-          <w:sz w:val="19"/>
-          <w:szCs w:val="19"/>
-        </w:rPr>
-        <w:t xml:space="preserve">NF-13: </w:t>
-      </w:r>
-      <w:r>
-        <w:rPr>
-          <w:rFonts w:ascii="Arial" w:cs="Arial" w:eastAsia="Arial" w:hAnsi="Arial"/>
-          <w:sz w:val="19"/>
-          <w:szCs w:val="19"/>
-        </w:rPr>
-        <w:t xml:space="preserve">backend: 1 vulnerabilidades moderadas/bajas pendientes de revisión (npm audit).</w:t>
-      </w:r>
-    </w:p>
-    <w:p>
-      <w:pPr>
-        <w:pStyle w:val="ListParagraph"/>
-        <w:numPr>
-          <w:ilvl w:val="0"/>
-          <w:numId w:val="2"/>
-        </w:numPr>
-        <w:spacing w:after="60" w:line="276"/>
-      </w:pPr>
-      <w:r>
-        <w:rPr>
-          <w:rFonts w:ascii="Arial" w:cs="Arial" w:eastAsia="Arial" w:hAnsi="Arial"/>
-          <w:b/>
-          <w:bCs/>
-          <w:sz w:val="19"/>
-          <w:szCs w:val="19"/>
-        </w:rPr>
         <w:t xml:space="preserve">NF-16: </w:t>
       </w:r>
       <w:r>
@@ -26989,7 +30439,7 @@
           <w:sz w:val="19"/>
           <w:szCs w:val="19"/>
         </w:rPr>
-        <w:t xml:space="preserve">ESLint reporta 1 aviso(s): 6:14  warning  Fast refresh only works when a file only exports components. Move your React context(s) to a separate file  react-refresh/only-export-components | ✖ 1 problem (0 errors, 1 warning)</w:t>
+        <w:t xml:space="preserve">ESLint reporta 2 aviso(s): 6:14  warning  Fast refresh only works when a file only exports components. Move your React context(s) to a separate file  react-refresh/only-export-components | 6:10  warning  Fast refresh only works when a file only ex</w:t>
       </w:r>
     </w:p>
     <w:p>
